--- a/2do Año/Psicoanálisis/3_Guias_de_Estudio/C15_FobiaHisteriaYNeurosisObsesiva_Guia.docx
+++ b/2do Año/Psicoanálisis/3_Guias_de_Estudio/C15_FobiaHisteriaYNeurosisObsesiva_Guia.docx
@@ -2,6 +2,32 @@
 <file path=word/document.xml><?xml version="1.0" encoding="utf-8"?>
 <w:document xmlns:w="http://schemas.openxmlformats.org/wordprocessingml/2006/main" xmlns:m="http://schemas.openxmlformats.org/officeDocument/2006/math" xmlns:r="http://schemas.openxmlformats.org/officeDocument/2006/relationships" xmlns:o="urn:schemas-microsoft-com:office:office" xmlns:v="urn:schemas-microsoft-com:vml" xmlns:w10="urn:schemas-microsoft-com:office:word" xmlns:a="http://schemas.openxmlformats.org/drawingml/2006/main" xmlns:pic="http://schemas.openxmlformats.org/drawingml/2006/picture" xmlns:wp="http://schemas.openxmlformats.org/drawingml/2006/wordprocessingDrawing">
   <w:body>
+    <w:sdt>
+      <w:sdtPr>
+        <w:docPartObj>
+          <w:docPartGallery w:val="Table of Contents"/>
+          <w:docPartUnique/>
+        </w:docPartObj>
+      </w:sdtPr>
+      <w:sdtContent>
+        <w:p>
+          <w:pPr>
+            <w:pStyle w:val="TOCHeading"/>
+          </w:pPr>
+          <w:r>
+            <w:t xml:space="preserve">Índice</w:t>
+          </w:r>
+        </w:p>
+        <w:p>
+          <w:r>
+            <w:fldChar w:fldCharType="begin" w:dirty="true"/>
+            <w:instrText xml:space="preserve">TOC \o "1-2" \h \z \u</w:instrText>
+            <w:fldChar w:fldCharType="separate"/>
+            <w:fldChar w:fldCharType="end"/>
+          </w:r>
+        </w:p>
+      </w:sdtContent>
+    </w:sdt>
     <w:bookmarkStart w:id="39" w:name="c15-fobia-histeria-y-neurosis-obsesiva"/>
     <w:p>
       <w:pPr>
@@ -13,7 +39,7 @@
     </w:p>
     <w:p>
       <w:pPr>
-        <w:pStyle w:val="BlockText"/>
+        <w:pStyle w:val="RecuadroFuente"/>
       </w:pPr>
       <w:r>
         <w:rPr>
@@ -128,7 +154,7 @@
     </w:p>
     <w:p>
       <w:pPr>
-        <w:pStyle w:val="BlockText"/>
+        <w:pStyle w:val="RecuadroFuente"/>
       </w:pPr>
       <w:r>
         <w:rPr>
@@ -177,7 +203,7 @@
     </w:p>
     <w:p>
       <w:pPr>
-        <w:pStyle w:val="BlockText"/>
+        <w:pStyle w:val="RecuadroIdea"/>
       </w:pPr>
       <w:r>
         <w:rPr>
@@ -1322,6 +1348,7 @@
     <w:p>
       <w:pPr>
         <w:pStyle w:val="Heading2"/>
+        <w:pageBreakBefore/>
       </w:pPr>
       <w:r>
         <w:t xml:space="preserve">1. Primera pregunta — Particularidades del síntoma en cada modalidad de la neurosis</w:t>
@@ -3695,7 +3722,7 @@
     </w:p>
     <w:p>
       <w:pPr>
-        <w:pStyle w:val="BlockText"/>
+        <w:pStyle w:val="RecuadroClave"/>
       </w:pPr>
       <w:r>
         <w:t xml:space="preserve">🔑</w:t>
@@ -3744,6 +3771,7 @@
     <w:p>
       <w:pPr>
         <w:pStyle w:val="Heading2"/>
+        <w:pageBreakBefore/>
       </w:pPr>
       <w:r>
         <w:t xml:space="preserve">2. Segunda pregunta — Posiciones respecto de la demanda y el deseo</w:t>
@@ -4825,7 +4853,7 @@
     </w:p>
     <w:p>
       <w:pPr>
-        <w:pStyle w:val="BlockText"/>
+        <w:pStyle w:val="RecuadroClave"/>
       </w:pPr>
       <w:r>
         <w:t xml:space="preserve">🔑</w:t>
@@ -4893,6 +4921,7 @@
     <w:p>
       <w:pPr>
         <w:pStyle w:val="Heading2"/>
+        <w:pageBreakBefore/>
       </w:pPr>
       <w:r>
         <w:t xml:space="preserve">3. Tercera pregunta — Variantes de la pregunta en histeria y obsesión; la fobia</w:t>
@@ -5517,7 +5546,7 @@
     </w:p>
     <w:p>
       <w:pPr>
-        <w:pStyle w:val="BlockText"/>
+        <w:pStyle w:val="RecuadroClave"/>
       </w:pPr>
       <w:r>
         <w:t xml:space="preserve">🔑</w:t>
@@ -5585,6 +5614,7 @@
     <w:p>
       <w:pPr>
         <w:pStyle w:val="Heading2"/>
+        <w:pageBreakBefore/>
       </w:pPr>
       <w:r>
         <w:t xml:space="preserve">4. Cuarta pregunta — Versiones del padre</w:t>
@@ -6375,7 +6405,7 @@
     </w:p>
     <w:p>
       <w:pPr>
-        <w:pStyle w:val="BlockText"/>
+        <w:pStyle w:val="RecuadroClave"/>
       </w:pPr>
       <w:r>
         <w:t xml:space="preserve">🔑</w:t>
@@ -6455,6 +6485,7 @@
     <w:p>
       <w:pPr>
         <w:pStyle w:val="Heading2"/>
+        <w:pageBreakBefore/>
       </w:pPr>
       <w:r>
         <w:t xml:space="preserve">5. Quinta pregunta — Posición ante la escena; la particularidad de la fobia</w:t>
@@ -6943,7 +6974,7 @@
     </w:p>
     <w:p>
       <w:pPr>
-        <w:pStyle w:val="BlockText"/>
+        <w:pStyle w:val="RecuadroClave"/>
       </w:pPr>
       <w:r>
         <w:t xml:space="preserve">🔑</w:t>
@@ -7011,6 +7042,7 @@
     <w:p>
       <w:pPr>
         <w:pStyle w:val="Heading2"/>
+        <w:pageBreakBefore/>
       </w:pPr>
       <w:r>
         <w:t xml:space="preserve">6. Cuadro integrador</w:t>
@@ -7038,6 +7070,7 @@
           <w:p>
             <w:pPr>
               <w:pStyle w:val="Compact"/>
+              <w:jc w:val="left"/>
             </w:pPr>
           </w:p>
         </w:tc>
@@ -7046,6 +7079,7 @@
           <w:p>
             <w:pPr>
               <w:pStyle w:val="Compact"/>
+              <w:jc w:val="left"/>
             </w:pPr>
             <w:r>
               <w:rPr>
@@ -7061,6 +7095,7 @@
           <w:p>
             <w:pPr>
               <w:pStyle w:val="Compact"/>
+              <w:jc w:val="left"/>
             </w:pPr>
             <w:r>
               <w:rPr>
@@ -7076,6 +7111,7 @@
           <w:p>
             <w:pPr>
               <w:pStyle w:val="Compact"/>
+              <w:jc w:val="left"/>
             </w:pPr>
             <w:r>
               <w:rPr>
@@ -7093,6 +7129,7 @@
           <w:p>
             <w:pPr>
               <w:pStyle w:val="Compact"/>
+              <w:jc w:val="left"/>
             </w:pPr>
             <w:r>
               <w:t xml:space="preserve">Síntoma</w:t>
@@ -7104,6 +7141,7 @@
           <w:p>
             <w:pPr>
               <w:pStyle w:val="Compact"/>
+              <w:jc w:val="left"/>
             </w:pPr>
             <w:r>
               <w:t xml:space="preserve">Conversión; solicitación somática; sentido prestado</w:t>
@@ -7115,6 +7153,7 @@
           <w:p>
             <w:pPr>
               <w:pStyle w:val="Compact"/>
+              <w:jc w:val="left"/>
             </w:pPr>
             <w:r>
               <w:t xml:space="preserve">Pensar y actuar obsesivos; ceremonial; duda y compulsión</w:t>
@@ -7126,6 +7165,7 @@
           <w:p>
             <w:pPr>
               <w:pStyle w:val="Compact"/>
+              <w:jc w:val="left"/>
             </w:pPr>
             <w:r>
               <w:t xml:space="preserve">Parapetos; angustia que no se liga; inhibición</w:t>
@@ -7139,6 +7179,7 @@
           <w:p>
             <w:pPr>
               <w:pStyle w:val="Compact"/>
+              <w:jc w:val="left"/>
             </w:pPr>
             <w:r>
               <w:t xml:space="preserve">Síntoma primario</w:t>
@@ -7150,6 +7191,7 @@
           <w:p>
             <w:pPr>
               <w:pStyle w:val="Compact"/>
+              <w:jc w:val="left"/>
             </w:pPr>
             <w:r>
               <w:rPr>
@@ -7165,6 +7207,7 @@
           <w:p>
             <w:pPr>
               <w:pStyle w:val="Compact"/>
+              <w:jc w:val="left"/>
             </w:pPr>
             <w:r>
               <w:rPr>
@@ -7180,6 +7223,7 @@
           <w:p>
             <w:pPr>
               <w:pStyle w:val="Compact"/>
+              <w:jc w:val="left"/>
             </w:pPr>
             <w:r>
               <w:rPr>
@@ -7197,6 +7241,7 @@
           <w:p>
             <w:pPr>
               <w:pStyle w:val="Compact"/>
+              <w:jc w:val="left"/>
             </w:pPr>
             <w:r>
               <w:t xml:space="preserve">Deseo</w:t>
@@ -7208,6 +7253,7 @@
           <w:p>
             <w:pPr>
               <w:pStyle w:val="Compact"/>
+              <w:jc w:val="left"/>
             </w:pPr>
             <w:r>
               <w:rPr>
@@ -7229,6 +7275,7 @@
           <w:p>
             <w:pPr>
               <w:pStyle w:val="Compact"/>
+              <w:jc w:val="left"/>
             </w:pPr>
             <w:r>
               <w:rPr>
@@ -7247,6 +7294,7 @@
           <w:p>
             <w:pPr>
               <w:pStyle w:val="Compact"/>
+              <w:jc w:val="left"/>
             </w:pPr>
             <w:r>
               <w:rPr>
@@ -7264,6 +7312,7 @@
           <w:p>
             <w:pPr>
               <w:pStyle w:val="Compact"/>
+              <w:jc w:val="left"/>
             </w:pPr>
             <w:r>
               <w:t xml:space="preserve">Demanda</w:t>
@@ -7275,6 +7324,7 @@
           <w:p>
             <w:pPr>
               <w:pStyle w:val="Compact"/>
+              <w:jc w:val="left"/>
             </w:pPr>
             <w:r>
               <w:t xml:space="preserve">De</w:t>
@@ -7299,6 +7349,7 @@
           <w:p>
             <w:pPr>
               <w:pStyle w:val="Compact"/>
+              <w:jc w:val="left"/>
             </w:pPr>
             <w:r>
               <w:t xml:space="preserve">De</w:t>
@@ -7326,6 +7377,7 @@
           <w:p>
             <w:pPr>
               <w:pStyle w:val="Compact"/>
+              <w:jc w:val="left"/>
             </w:pPr>
             <w:r>
               <w:t xml:space="preserve">Difícil deslindar de deseo</w:t>
@@ -7339,6 +7391,7 @@
           <w:p>
             <w:pPr>
               <w:pStyle w:val="Compact"/>
+              <w:jc w:val="left"/>
             </w:pPr>
             <w:r>
               <w:t xml:space="preserve">Pregunta</w:t>
@@ -7350,6 +7403,7 @@
           <w:p>
             <w:pPr>
               <w:pStyle w:val="Compact"/>
+              <w:jc w:val="left"/>
             </w:pPr>
             <w:r>
               <w:t xml:space="preserve">«¿Qué es una mujer?»; identificación viril</w:t>
@@ -7361,6 +7415,7 @@
           <w:p>
             <w:pPr>
               <w:pStyle w:val="Compact"/>
+              <w:jc w:val="left"/>
             </w:pPr>
             <w:r>
               <w:t xml:space="preserve">Contingencia del ser; muerte</w:t>
@@ -7372,6 +7427,7 @@
           <w:p>
             <w:pPr>
               <w:pStyle w:val="Compact"/>
+              <w:jc w:val="left"/>
             </w:pPr>
             <w:r>
               <w:t xml:space="preserve">Indeterminada; placa giratoria</w:t>
@@ -7385,6 +7441,7 @@
           <w:p>
             <w:pPr>
               <w:pStyle w:val="Compact"/>
+              <w:jc w:val="left"/>
             </w:pPr>
             <w:r>
               <w:t xml:space="preserve">Padre</w:t>
@@ -7396,6 +7453,7 @@
           <w:p>
             <w:pPr>
               <w:pStyle w:val="Compact"/>
+              <w:jc w:val="left"/>
             </w:pPr>
             <w:r>
               <w:rPr>
@@ -7414,6 +7472,7 @@
           <w:p>
             <w:pPr>
               <w:pStyle w:val="Compact"/>
+              <w:jc w:val="left"/>
             </w:pPr>
             <w:r>
               <w:rPr>
@@ -7432,6 +7491,7 @@
           <w:p>
             <w:pPr>
               <w:pStyle w:val="Compact"/>
+              <w:jc w:val="left"/>
             </w:pPr>
             <w:r>
               <w:rPr>
@@ -7452,6 +7512,7 @@
           <w:p>
             <w:pPr>
               <w:pStyle w:val="Compact"/>
+              <w:jc w:val="left"/>
             </w:pPr>
             <w:r>
               <w:t xml:space="preserve">Escena</w:t>
@@ -7463,6 +7524,7 @@
           <w:p>
             <w:pPr>
               <w:pStyle w:val="Compact"/>
+              <w:jc w:val="left"/>
             </w:pPr>
             <w:r>
               <w:t xml:space="preserve">Infancia pasiva; hoy protagonista</w:t>
@@ -7474,6 +7536,7 @@
           <w:p>
             <w:pPr>
               <w:pStyle w:val="Compact"/>
+              <w:jc w:val="left"/>
             </w:pPr>
             <w:r>
               <w:t xml:space="preserve">Infancia activa con culpa; hoy al margen</w:t>
@@ -7485,6 +7548,7 @@
           <w:p>
             <w:pPr>
               <w:pStyle w:val="Compact"/>
+              <w:jc w:val="left"/>
             </w:pPr>
             <w:r>
               <w:t xml:space="preserve">No hay escena (o fallida)</w:t>
@@ -7498,6 +7562,7 @@
           <w:p>
             <w:pPr>
               <w:pStyle w:val="Compact"/>
+              <w:jc w:val="left"/>
             </w:pPr>
             <w:r>
               <w:t xml:space="preserve">Fantasma</w:t>
@@ -7509,6 +7574,7 @@
           <w:p>
             <w:pPr>
               <w:pStyle w:val="Compact"/>
+              <w:jc w:val="left"/>
             </w:pPr>
             <w:r>
               <w:t xml:space="preserve">Posición pasiva; el Otro causa de la desdicha</w:t>
@@ -7520,6 +7586,7 @@
           <w:p>
             <w:pPr>
               <w:pStyle w:val="Compact"/>
+              <w:jc w:val="left"/>
             </w:pPr>
             <w:r>
               <w:t xml:space="preserve">Cerca de lo activo; esclavo; hostilidad</w:t>
@@ -7531,6 +7598,7 @@
           <w:p>
             <w:pPr>
               <w:pStyle w:val="Compact"/>
+              <w:jc w:val="left"/>
             </w:pPr>
             <w:r>
               <w:t xml:space="preserve">No hay (o escena precaria)</w:t>
@@ -7544,6 +7612,7 @@
           <w:p>
             <w:pPr>
               <w:pStyle w:val="Compact"/>
+              <w:jc w:val="left"/>
             </w:pPr>
             <w:r>
               <w:t xml:space="preserve">Defensa</w:t>
@@ -7555,6 +7624,7 @@
           <w:p>
             <w:pPr>
               <w:pStyle w:val="Compact"/>
+              <w:jc w:val="left"/>
             </w:pPr>
             <w:r>
               <w:t xml:space="preserve">Represión + conversión</w:t>
@@ -7566,6 +7636,7 @@
           <w:p>
             <w:pPr>
               <w:pStyle w:val="Compact"/>
+              <w:jc w:val="left"/>
             </w:pPr>
             <w:r>
               <w:t xml:space="preserve">Regresión sádico-anal, formación reactiva, aislamiento, anulación…</w:t>
@@ -7577,6 +7648,7 @@
           <w:p>
             <w:pPr>
               <w:pStyle w:val="Compact"/>
+              <w:jc w:val="left"/>
             </w:pPr>
             <w:r>
               <w:t xml:space="preserve">Regresión oral, proyección, evitación</w:t>
@@ -7590,6 +7662,7 @@
           <w:p>
             <w:pPr>
               <w:pStyle w:val="Compact"/>
+              <w:jc w:val="left"/>
             </w:pPr>
             <w:r>
               <w:t xml:space="preserve">Tendencia</w:t>
@@ -7601,6 +7674,7 @@
           <w:p>
             <w:pPr>
               <w:pStyle w:val="Compact"/>
+              <w:jc w:val="left"/>
             </w:pPr>
             <w:r>
               <w:t xml:space="preserve">Mujer</w:t>
@@ -7612,6 +7686,7 @@
           <w:p>
             <w:pPr>
               <w:pStyle w:val="Compact"/>
+              <w:jc w:val="left"/>
             </w:pPr>
             <w:r>
               <w:t xml:space="preserve">Hombre</w:t>
@@ -7623,6 +7698,7 @@
           <w:p>
             <w:pPr>
               <w:pStyle w:val="Compact"/>
+              <w:jc w:val="left"/>
             </w:pPr>
             <w:r>
               <w:t xml:space="preserve">Estructura elemental / niños</w:t>
@@ -7636,6 +7712,7 @@
     <w:p>
       <w:pPr>
         <w:pStyle w:val="Heading2"/>
+        <w:pageBreakBefore/>
       </w:pPr>
       <w:r>
         <w:t xml:space="preserve">Diagrama</w:t>
@@ -7648,7 +7725,7 @@
       <w:r>
         <w:drawing>
           <wp:inline>
-            <wp:extent cx="5334000" cy="3619500"/>
+            <wp:extent cx="5759999" cy="3908571"/>
             <wp:effectExtent b="0" l="0" r="0" t="0"/>
             <wp:docPr descr="Diagrama 01" title="" id="32" name="Picture"/>
             <a:graphic>
@@ -7669,7 +7746,7 @@
                   <pic:spPr bwMode="auto">
                     <a:xfrm>
                       <a:off x="0" y="0"/>
-                      <a:ext cx="5334000" cy="3619500"/>
+                      <a:ext cx="5759999" cy="3908571"/>
                     </a:xfrm>
                     <a:prstGeom prst="rect">
                       <a:avLst/>
@@ -7979,6 +8056,7 @@
           <w:p>
             <w:pPr>
               <w:pStyle w:val="Compact"/>
+              <w:jc w:val="left"/>
             </w:pPr>
             <w:r>
               <w:t xml:space="preserve">Va hacia / viene de</w:t>
@@ -7990,6 +8068,7 @@
           <w:p>
             <w:pPr>
               <w:pStyle w:val="Compact"/>
+              <w:jc w:val="left"/>
             </w:pPr>
             <w:r>
               <w:t xml:space="preserve">Cómo se conecta</w:t>
@@ -8003,6 +8082,7 @@
           <w:p>
             <w:pPr>
               <w:pStyle w:val="Compact"/>
+              <w:jc w:val="left"/>
             </w:pPr>
             <w:r>
               <w:rPr>
@@ -8017,6 +8097,7 @@
           <w:p>
             <w:pPr>
               <w:pStyle w:val="Compact"/>
+              <w:jc w:val="left"/>
             </w:pPr>
             <w:r>
               <w:t xml:space="preserve">Fantasma, angustia, Hans, inhibición, síntoma</w:t>
@@ -8030,6 +8111,7 @@
           <w:p>
             <w:pPr>
               <w:pStyle w:val="Compact"/>
+              <w:jc w:val="left"/>
             </w:pPr>
             <w:r>
               <w:rPr>
@@ -8044,6 +8126,7 @@
           <w:p>
             <w:pPr>
               <w:pStyle w:val="Compact"/>
+              <w:jc w:val="left"/>
             </w:pPr>
             <w:r>
               <w:t xml:space="preserve">Defensas por modalidad</w:t>
@@ -8057,6 +8140,7 @@
           <w:p>
             <w:pPr>
               <w:pStyle w:val="Compact"/>
+              <w:jc w:val="left"/>
             </w:pPr>
             <w:r>
               <w:rPr>
@@ -8071,6 +8155,7 @@
           <w:p>
             <w:pPr>
               <w:pStyle w:val="Compact"/>
+              <w:jc w:val="left"/>
             </w:pPr>
             <w:r>
               <w:t xml:space="preserve">Síntoma primario, conversión, enlace falso</w:t>
@@ -8084,6 +8169,7 @@
           <w:p>
             <w:pPr>
               <w:pStyle w:val="Compact"/>
+              <w:jc w:val="left"/>
             </w:pPr>
             <w:r>
               <w:rPr>
@@ -8098,6 +8184,7 @@
           <w:p>
             <w:pPr>
               <w:pStyle w:val="Compact"/>
+              <w:jc w:val="left"/>
             </w:pPr>
             <w:r>
               <w:t xml:space="preserve">Neurosis como negativo de la perversión</w:t>
@@ -8111,6 +8198,7 @@
           <w:p>
             <w:pPr>
               <w:pStyle w:val="Compact"/>
+              <w:jc w:val="left"/>
             </w:pPr>
             <w:r>
               <w:rPr>
@@ -8140,6 +8228,7 @@
           <w:p>
             <w:pPr>
               <w:pStyle w:val="Compact"/>
+              <w:jc w:val="left"/>
             </w:pPr>
             <w:r>
               <w:t xml:space="preserve">Edipo, castración, tiempos del Edipo (Hans)</w:t>
@@ -8178,6 +8267,7 @@
           <w:p>
             <w:pPr>
               <w:pStyle w:val="Compact"/>
+              <w:jc w:val="left"/>
             </w:pPr>
             <w:r>
               <w:t xml:space="preserve">Término</w:t>
@@ -8189,6 +8279,7 @@
           <w:p>
             <w:pPr>
               <w:pStyle w:val="Compact"/>
+              <w:jc w:val="left"/>
             </w:pPr>
             <w:r>
               <w:t xml:space="preserve">Definición breve</w:t>
@@ -8202,6 +8293,7 @@
           <w:p>
             <w:pPr>
               <w:pStyle w:val="Compact"/>
+              <w:jc w:val="left"/>
             </w:pPr>
             <w:r>
               <w:rPr>
@@ -8217,6 +8309,7 @@
           <w:p>
             <w:pPr>
               <w:pStyle w:val="Compact"/>
+              <w:jc w:val="left"/>
             </w:pPr>
             <w:r>
               <w:t xml:space="preserve">Fobia: mecanismo de la histeria salvo que la libido se libera como angustia (T07, p. 1)</w:t>
@@ -8230,6 +8323,7 @@
           <w:p>
             <w:pPr>
               <w:pStyle w:val="Compact"/>
+              <w:jc w:val="left"/>
             </w:pPr>
             <w:r>
               <w:rPr>
@@ -8261,6 +8355,7 @@
           <w:p>
             <w:pPr>
               <w:pStyle w:val="Compact"/>
+              <w:jc w:val="left"/>
             </w:pPr>
             <w:r>
               <w:t xml:space="preserve">Precauciones, inhibiciones y prohibiciones que bloquean ocasiones de angustia = fobia (T07, p. 1)</w:t>
@@ -8274,6 +8369,7 @@
           <w:p>
             <w:pPr>
               <w:pStyle w:val="Compact"/>
+              <w:jc w:val="left"/>
             </w:pPr>
             <w:r>
               <w:rPr>
@@ -8289,6 +8385,7 @@
           <w:p>
             <w:pPr>
               <w:pStyle w:val="Compact"/>
+              <w:jc w:val="left"/>
             </w:pPr>
             <w:r>
               <w:t xml:space="preserve">Aporte del cuerpo al síntoma histérico (T10, p. 2)</w:t>
@@ -8302,6 +8399,7 @@
           <w:p>
             <w:pPr>
               <w:pStyle w:val="Compact"/>
+              <w:jc w:val="left"/>
             </w:pPr>
             <w:r>
               <w:rPr>
@@ -8317,6 +8415,7 @@
           <w:p>
             <w:pPr>
               <w:pStyle w:val="Compact"/>
+              <w:jc w:val="left"/>
             </w:pPr>
             <w:r>
               <w:t xml:space="preserve">Trasposición de excitación psíquica a lo corporal (T10, p. 1)</w:t>
@@ -8330,6 +8429,7 @@
           <w:p>
             <w:pPr>
               <w:pStyle w:val="Compact"/>
+              <w:jc w:val="left"/>
             </w:pPr>
             <w:r>
               <w:rPr>
@@ -8345,6 +8445,7 @@
           <w:p>
             <w:pPr>
               <w:pStyle w:val="Compact"/>
+              <w:jc w:val="left"/>
             </w:pPr>
             <w:r>
               <w:t xml:space="preserve">Término de Freud que reemplaza a «representaciones obsesivas» (T11, A)</w:t>
@@ -8358,6 +8459,7 @@
           <w:p>
             <w:pPr>
               <w:pStyle w:val="Compact"/>
+              <w:jc w:val="left"/>
             </w:pPr>
             <w:r>
               <w:rPr>
@@ -8373,6 +8475,7 @@
           <w:p>
             <w:pPr>
               <w:pStyle w:val="Compact"/>
+              <w:jc w:val="left"/>
             </w:pPr>
             <w:r>
               <w:t xml:space="preserve">Desfiguración por omisión de un eslabón (T11, A)</w:t>
@@ -8386,6 +8489,7 @@
           <w:p>
             <w:pPr>
               <w:pStyle w:val="Compact"/>
+              <w:jc w:val="left"/>
             </w:pPr>
             <w:r>
               <w:rPr>
@@ -8401,6 +8505,7 @@
           <w:p>
             <w:pPr>
               <w:pStyle w:val="Compact"/>
+              <w:jc w:val="left"/>
             </w:pPr>
             <w:r>
               <w:t xml:space="preserve">Percepción de la irresolución por amor-odio / ensayo de compensarla (T11, C)</w:t>
@@ -8414,6 +8519,7 @@
           <w:p>
             <w:pPr>
               <w:pStyle w:val="Compact"/>
+              <w:jc w:val="left"/>
             </w:pPr>
             <w:r>
               <w:rPr>
@@ -8429,6 +8535,7 @@
           <w:p>
             <w:pPr>
               <w:pStyle w:val="Compact"/>
+              <w:jc w:val="left"/>
             </w:pPr>
             <w:r>
               <w:t xml:space="preserve">Se constituye porque existe el Otro; transitiva/intransitiva (T01, p. 4)</w:t>
@@ -8442,6 +8549,7 @@
           <w:p>
             <w:pPr>
               <w:pStyle w:val="Compact"/>
+              <w:jc w:val="left"/>
             </w:pPr>
             <w:r>
               <w:rPr>
@@ -8457,6 +8565,7 @@
           <w:p>
             <w:pPr>
               <w:pStyle w:val="Compact"/>
+              <w:jc w:val="left"/>
             </w:pPr>
             <w:r>
               <w:t xml:space="preserve">Forma del deseo obsesivo (T01, p. 5)</w:t>
@@ -8470,6 +8579,7 @@
           <w:p>
             <w:pPr>
               <w:pStyle w:val="Compact"/>
+              <w:jc w:val="left"/>
             </w:pPr>
             <w:r>
               <w:rPr>
@@ -8485,6 +8595,7 @@
           <w:p>
             <w:pPr>
               <w:pStyle w:val="Compact"/>
+              <w:jc w:val="left"/>
             </w:pPr>
             <w:r>
               <w:t xml:space="preserve">Deseo fóbico (T01, p. 6)</w:t>
@@ -8498,6 +8609,7 @@
           <w:p>
             <w:pPr>
               <w:pStyle w:val="Compact"/>
+              <w:jc w:val="left"/>
             </w:pPr>
             <w:r>
               <w:rPr>
@@ -8513,6 +8625,7 @@
           <w:p>
             <w:pPr>
               <w:pStyle w:val="Compact"/>
+              <w:jc w:val="left"/>
             </w:pPr>
             <w:r>
               <w:t xml:space="preserve">Operación de la histérica para responder «¿qué es una mujer?» (T01, p. 5)</w:t>
@@ -8526,6 +8639,7 @@
           <w:p>
             <w:pPr>
               <w:pStyle w:val="Compact"/>
+              <w:jc w:val="left"/>
             </w:pPr>
             <w:r>
               <w:rPr>
@@ -8541,6 +8655,7 @@
           <w:p>
             <w:pPr>
               <w:pStyle w:val="Compact"/>
+              <w:jc w:val="left"/>
             </w:pPr>
             <w:r>
               <w:t xml:space="preserve">Versión del padre en la histeria (T01, p. 7)</w:t>
@@ -8554,6 +8669,7 @@
           <w:p>
             <w:pPr>
               <w:pStyle w:val="Compact"/>
+              <w:jc w:val="left"/>
             </w:pPr>
             <w:r>
               <w:rPr>
@@ -8569,6 +8685,7 @@
           <w:p>
             <w:pPr>
               <w:pStyle w:val="Compact"/>
+              <w:jc w:val="left"/>
             </w:pPr>
             <w:r>
               <w:t xml:space="preserve">Posición de la histérica que denuncia las faltas sin implicarse (T01, p. 7)</w:t>
@@ -8582,6 +8699,7 @@
           <w:p>
             <w:pPr>
               <w:pStyle w:val="Compact"/>
+              <w:jc w:val="left"/>
             </w:pPr>
             <w:r>
               <w:rPr>
@@ -8597,6 +8715,7 @@
           <w:p>
             <w:pPr>
               <w:pStyle w:val="Compact"/>
+              <w:jc w:val="left"/>
             </w:pPr>
             <w:r>
               <w:t xml:space="preserve">Versión paterna en la obsesión (T01, p. 8)</w:t>
@@ -8610,6 +8729,7 @@
           <w:p>
             <w:pPr>
               <w:pStyle w:val="Compact"/>
+              <w:jc w:val="left"/>
             </w:pPr>
             <w:r>
               <w:rPr>
@@ -8625,6 +8745,7 @@
           <w:p>
             <w:pPr>
               <w:pStyle w:val="Compact"/>
+              <w:jc w:val="left"/>
             </w:pPr>
             <w:r>
               <w:t xml:space="preserve">Metáfora lacaniana de la fobia (T01, p. 6)</w:t>
@@ -8638,6 +8759,7 @@
           <w:p>
             <w:pPr>
               <w:pStyle w:val="Compact"/>
+              <w:jc w:val="left"/>
             </w:pPr>
             <w:r>
               <w:rPr>
@@ -8653,6 +8775,7 @@
           <w:p>
             <w:pPr>
               <w:pStyle w:val="Compact"/>
+              <w:jc w:val="left"/>
             </w:pPr>
             <w:r>
               <w:t xml:space="preserve">Objeto de la fobia; suplencia del padre (T01, p. 8)</w:t>
@@ -8666,6 +8789,7 @@
           <w:p>
             <w:pPr>
               <w:pStyle w:val="Compact"/>
+              <w:jc w:val="left"/>
             </w:pPr>
             <w:r>
               <w:rPr>
@@ -8681,6 +8805,7 @@
           <w:p>
             <w:pPr>
               <w:pStyle w:val="Compact"/>
+              <w:jc w:val="left"/>
             </w:pPr>
             <w:r>
               <w:t xml:space="preserve">Elección del sujeto (inconsciente) entre histeria y obsesión (apuntes)</w:t>
@@ -8810,7 +8935,10 @@
     <w:bookmarkEnd w:id="38"/>
     <w:bookmarkEnd w:id="39"/>
     <w:sectPr>
-      <w:pgMar w:bottom="1134" w:left="1247" w:right="1247" w:top="1134"/>
+      <w:headerReference r:id="rIdHdr1" w:type="default"/>
+      <w:footerReference r:id="rIdFtr1" w:type="default"/>
+      <w:pgSz w:h="16838" w:w="11906"/>
+      <w:pgMar w:bottom="720" w:footer="397" w:gutter="0" w:header="397" w:left="720" w:right="1701" w:top="720"/>
     </w:sectPr>
   </w:body>
 </w:document>
@@ -8820,6 +8948,49 @@
 <w:comments xmlns:w="http://schemas.openxmlformats.org/wordprocessingml/2006/main" xmlns:m="http://schemas.openxmlformats.org/officeDocument/2006/math" xmlns:r="http://schemas.openxmlformats.org/officeDocument/2006/relationships" xmlns:o="urn:schemas-microsoft-com:office:office" xmlns:v="urn:schemas-microsoft-com:vml" xmlns:w10="urn:schemas-microsoft-com:office:word" xmlns:a="http://schemas.openxmlformats.org/drawingml/2006/main" xmlns:pic="http://schemas.openxmlformats.org/drawingml/2006/picture" xmlns:wp="http://schemas.openxmlformats.org/drawingml/2006/wordprocessingDrawing"/>
 </file>
 
+<file path=word/footer1.xml><?xml version="1.0" encoding="utf-8"?>
+<w:ftr xmlns:w="http://schemas.openxmlformats.org/wordprocessingml/2006/main" xmlns:r="http://schemas.openxmlformats.org/officeDocument/2006/relationships">
+  <w:p>
+    <w:pPr>
+      <w:pStyle w:val="PieGuia"/>
+    </w:pPr>
+    <w:r>
+      <w:fldChar w:fldCharType="begin"/>
+    </w:r>
+    <w:r>
+      <w:instrText xml:space="preserve"> PAGE </w:instrText>
+    </w:r>
+    <w:r>
+      <w:fldChar w:fldCharType="separate"/>
+    </w:r>
+    <w:r>
+      <w:t>1</w:t>
+    </w:r>
+    <w:r>
+      <w:fldChar w:fldCharType="end"/>
+    </w:r>
+    <w:r>
+      <w:t xml:space="preserve"> / </w:t>
+    </w:r>
+    <w:r>
+      <w:fldChar w:fldCharType="begin"/>
+    </w:r>
+    <w:r>
+      <w:instrText xml:space="preserve"> NUMPAGES </w:instrText>
+    </w:r>
+    <w:r>
+      <w:fldChar w:fldCharType="separate"/>
+    </w:r>
+    <w:r>
+      <w:t>1</w:t>
+    </w:r>
+    <w:r>
+      <w:fldChar w:fldCharType="end"/>
+    </w:r>
+  </w:p>
+</w:ftr>
+</file>
+
 <file path=word/footnotes.xml><?xml version="1.0" encoding="utf-8"?>
 <w:footnotes xmlns:w="http://schemas.openxmlformats.org/wordprocessingml/2006/main" xmlns:m="http://schemas.openxmlformats.org/officeDocument/2006/math" xmlns:r="http://schemas.openxmlformats.org/officeDocument/2006/relationships" xmlns:o="urn:schemas-microsoft-com:office:office" xmlns:v="urn:schemas-microsoft-com:vml" xmlns:w10="urn:schemas-microsoft-com:office:word" xmlns:a="http://schemas.openxmlformats.org/drawingml/2006/main" xmlns:pic="http://schemas.openxmlformats.org/drawingml/2006/picture" xmlns:wp="http://schemas.openxmlformats.org/drawingml/2006/wordprocessingDrawing">
   <w:footnote w:type="continuationSeparator" w:id="0">
@@ -8837,6 +9008,19 @@
     </w:p>
   </w:footnote>
 </w:footnotes>
+</file>
+
+<file path=word/header1.xml><?xml version="1.0" encoding="utf-8"?>
+<w:hdr xmlns:w="http://schemas.openxmlformats.org/wordprocessingml/2006/main" xmlns:r="http://schemas.openxmlformats.org/officeDocument/2006/relationships">
+  <w:p>
+    <w:pPr>
+      <w:pStyle w:val="EncabezadoGuia"/>
+    </w:pPr>
+    <w:r>
+      <w:t xml:space="preserve">C15 — Fobia, histeria y neurosis obsesiva</w:t>
+    </w:r>
+  </w:p>
+</w:hdr>
 </file>
 
 <file path=word/numbering.xml><?xml version="1.0" encoding="utf-8"?>
@@ -9248,6 +9432,7 @@
     <w:qFormat/>
     <w:pPr>
       <w:spacing w:after="120" w:line="276" w:lineRule="auto"/>
+      <w:jc w:val="both"/>
     </w:pPr>
     <w:rPr>
       <w:rFonts w:ascii="Calibri" w:hAnsi="Calibri"/>
@@ -9305,7 +9490,7 @@
       <w:keepNext/>
       <w:keepLines/>
       <w:spacing w:after="80" w:before="200"/>
-      <w:jc w:val="center"/>
+      <w:jc w:val="left"/>
     </w:pPr>
     <w:rPr>
       <w:rFonts w:ascii="Calibri" w:asciiTheme="majorHAnsi" w:cstheme="majorBidi" w:eastAsiaTheme="majorEastAsia" w:hAnsi="Calibri" w:hAnsiTheme="majorHAnsi"/>
@@ -9325,7 +9510,7 @@
       <w:keepNext/>
       <w:keepLines/>
       <w:spacing w:after="240" w:before="240"/>
-      <w:jc w:val="center"/>
+      <w:jc w:val="left"/>
     </w:pPr>
     <w:rPr>
       <w:sz w:val="30"/>
@@ -9339,7 +9524,7 @@
     <w:pPr>
       <w:keepNext/>
       <w:keepLines/>
-      <w:jc w:val="center"/>
+      <w:jc w:val="left"/>
     </w:pPr>
   </w:style>
   <w:style w:styleId="Date" w:type="paragraph">
@@ -9349,7 +9534,7 @@
     <w:pPr>
       <w:keepNext/>
       <w:keepLines/>
-      <w:jc w:val="center"/>
+      <w:jc w:val="left"/>
     </w:pPr>
   </w:style>
   <w:style w:customStyle="1" w:styleId="AbstractTitle" w:type="paragraph">
@@ -9360,8 +9545,8 @@
     <w:pPr>
       <w:keepNext/>
       <w:keepLines/>
-      <w:jc w:val="center"/>
       <w:spacing w:after="0" w:before="300"/>
+      <w:jc w:val="left"/>
     </w:pPr>
     <w:rPr>
       <w:sz w:val="20"/>
@@ -9404,6 +9589,7 @@
       <w:keepNext/>
       <w:keepLines/>
       <w:spacing w:after="80" w:before="280"/>
+      <w:jc w:val="left"/>
       <w:outlineLvl w:val="0"/>
     </w:pPr>
     <w:rPr>
@@ -9426,6 +9612,7 @@
       <w:keepNext/>
       <w:keepLines/>
       <w:spacing w:after="80" w:before="280"/>
+      <w:jc w:val="left"/>
       <w:outlineLvl w:val="1"/>
     </w:pPr>
     <w:rPr>
@@ -9448,6 +9635,7 @@
       <w:keepNext/>
       <w:keepLines/>
       <w:spacing w:after="80" w:before="200"/>
+      <w:jc w:val="left"/>
       <w:outlineLvl w:val="2"/>
     </w:pPr>
     <w:rPr>
@@ -9470,6 +9658,7 @@
       <w:keepNext/>
       <w:keepLines/>
       <w:spacing w:after="80" w:before="200"/>
+      <w:jc w:val="left"/>
       <w:outlineLvl w:val="3"/>
     </w:pPr>
     <w:rPr>
@@ -9493,6 +9682,7 @@
       <w:keepNext/>
       <w:keepLines/>
       <w:spacing w:after="0" w:before="200"/>
+      <w:jc w:val="left"/>
       <w:outlineLvl w:val="4"/>
     </w:pPr>
     <w:rPr>
@@ -9514,6 +9704,7 @@
       <w:keepNext/>
       <w:keepLines/>
       <w:spacing w:after="0" w:before="200"/>
+      <w:jc w:val="left"/>
       <w:outlineLvl w:val="5"/>
     </w:pPr>
     <w:rPr>
@@ -9534,6 +9725,7 @@
       <w:keepNext/>
       <w:keepLines/>
       <w:spacing w:after="0" w:before="200"/>
+      <w:jc w:val="left"/>
       <w:outlineLvl w:val="6"/>
     </w:pPr>
     <w:rPr>
@@ -9554,6 +9746,7 @@
       <w:keepNext/>
       <w:keepLines/>
       <w:spacing w:after="0" w:before="200"/>
+      <w:jc w:val="left"/>
       <w:outlineLvl w:val="7"/>
     </w:pPr>
     <w:rPr>
@@ -9574,6 +9767,7 @@
       <w:keepNext/>
       <w:keepLines/>
       <w:spacing w:after="0" w:before="200"/>
+      <w:jc w:val="left"/>
       <w:outlineLvl w:val="8"/>
     </w:pPr>
     <w:rPr>
@@ -9591,6 +9785,9 @@
     <w:unhideWhenUsed/>
     <w:qFormat/>
     <w:pPr>
+      <w:pBdr>
+        <w:left w:color="C9D1D9" w:space="8" w:sz="12" w:val="single"/>
+      </w:pBdr>
       <w:spacing w:after="100" w:before="100"/>
       <w:ind w:firstLine="0" w:left="454" w:right="480"/>
     </w:pPr>
@@ -9667,6 +9864,7 @@
     <w:link w:val="BodyTextChar"/>
     <w:pPr>
       <w:spacing w:after="120" w:before="0"/>
+      <w:jc w:val="left"/>
     </w:pPr>
     <w:rPr>
       <w:i/>
@@ -9679,6 +9877,7 @@
     <w:basedOn w:val="Caption"/>
     <w:pPr>
       <w:keepNext/>
+      <w:jc w:val="left"/>
     </w:pPr>
     <w:rPr>
       <w:color w:val="5D6B78"/>
@@ -9688,6 +9887,9 @@
   <w:style w:customStyle="1" w:styleId="ImageCaption" w:type="paragraph">
     <w:name w:val="Image Caption"/>
     <w:basedOn w:val="Caption"/>
+    <w:pPr>
+      <w:jc w:val="left"/>
+    </w:pPr>
     <w:rPr>
       <w:color w:val="5D6B78"/>
       <w:sz w:val="18"/>
@@ -9696,12 +9898,16 @@
   <w:style w:customStyle="1" w:styleId="Figure" w:type="paragraph">
     <w:name w:val="Figure"/>
     <w:basedOn w:val="Normal"/>
+    <w:pPr>
+      <w:jc w:val="center"/>
+    </w:pPr>
   </w:style>
   <w:style w:customStyle="1" w:styleId="CaptionedFigure" w:type="paragraph">
     <w:name w:val="Captioned Figure"/>
     <w:basedOn w:val="Figure"/>
     <w:pPr>
       <w:keepNext/>
+      <w:jc w:val="center"/>
     </w:pPr>
   </w:style>
   <w:style w:customStyle="1" w:styleId="BodyTextChar" w:type="character">
@@ -9744,6 +9950,7 @@
     <w:qFormat/>
     <w:pPr>
       <w:spacing w:before="240" w:line="259" w:lineRule="auto"/>
+      <w:jc w:val="left"/>
       <w:outlineLvl w:val="9"/>
     </w:pPr>
     <w:rPr>
@@ -9751,6 +9958,187 @@
       <w:b w:val="0"/>
       <w:bCs w:val="0"/>
       <w:color w:themeColor="accent1" w:themeShade="BF" w:val="365F91"/>
+    </w:rPr>
+  </w:style>
+  <w:style w:customStyle="1" w:styleId="RecuadroIdea" w:type="paragraph">
+    <w:name w:val="Recuadro Idea"/>
+    <w:basedOn w:val="BodyText"/>
+    <w:uiPriority w:val="10"/>
+    <w:qFormat/>
+    <w:pPr>
+      <w:pBdr>
+        <w:top w:color="EAF2FC" w:space="4" w:sz="4" w:val="single"/>
+        <w:left w:color="2F6DB5" w:space="8" w:sz="24" w:val="single"/>
+        <w:bottom w:color="EAF2FC" w:space="4" w:sz="4" w:val="single"/>
+        <w:right w:color="EAF2FC" w:space="8" w:sz="4" w:val="single"/>
+      </w:pBdr>
+      <w:shd w:color="auto" w:fill="EAF2FC" w:val="clear"/>
+      <w:spacing w:after="40" w:before="40" w:line="264" w:lineRule="auto"/>
+      <w:ind w:left="227" w:right="227"/>
+    </w:pPr>
+    <w:rPr>
+      <w:color w:val="14202B"/>
+      <w:sz w:val="21"/>
+      <w:szCs w:val="21"/>
+    </w:rPr>
+  </w:style>
+  <w:style w:customStyle="1" w:styleId="RecuadroClave" w:type="paragraph">
+    <w:name w:val="Recuadro Clave"/>
+    <w:basedOn w:val="BodyText"/>
+    <w:uiPriority w:val="10"/>
+    <w:qFormat/>
+    <w:pPr>
+      <w:pBdr>
+        <w:top w:color="FFF6DC" w:space="4" w:sz="4" w:val="single"/>
+        <w:left w:color="D9A21B" w:space="8" w:sz="24" w:val="single"/>
+        <w:bottom w:color="FFF6DC" w:space="4" w:sz="4" w:val="single"/>
+        <w:right w:color="FFF6DC" w:space="8" w:sz="4" w:val="single"/>
+      </w:pBdr>
+      <w:shd w:color="auto" w:fill="FFF6DC" w:val="clear"/>
+      <w:spacing w:after="40" w:before="40" w:line="264" w:lineRule="auto"/>
+      <w:ind w:left="227" w:right="227"/>
+    </w:pPr>
+    <w:rPr>
+      <w:color w:val="14202B"/>
+      <w:sz w:val="21"/>
+      <w:szCs w:val="21"/>
+    </w:rPr>
+  </w:style>
+  <w:style w:customStyle="1" w:styleId="RecuadroParcial" w:type="paragraph">
+    <w:name w:val="Recuadro Parcial"/>
+    <w:basedOn w:val="BodyText"/>
+    <w:uiPriority w:val="10"/>
+    <w:qFormat/>
+    <w:pPr>
+      <w:pBdr>
+        <w:top w:color="E8F5EC" w:space="4" w:sz="4" w:val="single"/>
+        <w:left w:color="2E8B57" w:space="8" w:sz="24" w:val="single"/>
+        <w:bottom w:color="E8F5EC" w:space="4" w:sz="4" w:val="single"/>
+        <w:right w:color="E8F5EC" w:space="8" w:sz="4" w:val="single"/>
+      </w:pBdr>
+      <w:shd w:color="auto" w:fill="E8F5EC" w:val="clear"/>
+      <w:spacing w:after="40" w:before="40" w:line="264" w:lineRule="auto"/>
+      <w:ind w:left="227" w:right="227"/>
+    </w:pPr>
+    <w:rPr>
+      <w:color w:val="14202B"/>
+      <w:sz w:val="21"/>
+      <w:szCs w:val="21"/>
+    </w:rPr>
+  </w:style>
+  <w:style w:customStyle="1" w:styleId="RecuadroEsqueleto" w:type="paragraph">
+    <w:name w:val="Recuadro Esqueleto"/>
+    <w:basedOn w:val="BodyText"/>
+    <w:uiPriority w:val="10"/>
+    <w:qFormat/>
+    <w:pPr>
+      <w:pBdr>
+        <w:top w:color="E3F2F1" w:space="4" w:sz="4" w:val="single"/>
+        <w:left w:color="0F6B66" w:space="8" w:sz="24" w:val="single"/>
+        <w:bottom w:color="E3F2F1" w:space="4" w:sz="4" w:val="single"/>
+        <w:right w:color="E3F2F1" w:space="8" w:sz="4" w:val="single"/>
+      </w:pBdr>
+      <w:shd w:color="auto" w:fill="E3F2F1" w:val="clear"/>
+      <w:spacing w:after="40" w:before="40" w:line="264" w:lineRule="auto"/>
+      <w:ind w:left="227" w:right="227"/>
+    </w:pPr>
+    <w:rPr>
+      <w:color w:val="14202B"/>
+      <w:sz w:val="21"/>
+      <w:szCs w:val="21"/>
+    </w:rPr>
+  </w:style>
+  <w:style w:customStyle="1" w:styleId="RecuadroAtencion" w:type="paragraph">
+    <w:name w:val="Recuadro Atencion"/>
+    <w:basedOn w:val="BodyText"/>
+    <w:uiPriority w:val="10"/>
+    <w:qFormat/>
+    <w:pPr>
+      <w:pBdr>
+        <w:top w:color="FDECEA" w:space="4" w:sz="4" w:val="single"/>
+        <w:left w:color="C0392B" w:space="8" w:sz="24" w:val="single"/>
+        <w:bottom w:color="FDECEA" w:space="4" w:sz="4" w:val="single"/>
+        <w:right w:color="FDECEA" w:space="8" w:sz="4" w:val="single"/>
+      </w:pBdr>
+      <w:shd w:color="auto" w:fill="FDECEA" w:val="clear"/>
+      <w:spacing w:after="40" w:before="40" w:line="264" w:lineRule="auto"/>
+      <w:ind w:left="227" w:right="227"/>
+    </w:pPr>
+    <w:rPr>
+      <w:color w:val="14202B"/>
+      <w:sz w:val="21"/>
+      <w:szCs w:val="21"/>
+    </w:rPr>
+  </w:style>
+  <w:style w:customStyle="1" w:styleId="RecuadroComplemento" w:type="paragraph">
+    <w:name w:val="Recuadro Complemento"/>
+    <w:basedOn w:val="BodyText"/>
+    <w:uiPriority w:val="10"/>
+    <w:qFormat/>
+    <w:pPr>
+      <w:pBdr>
+        <w:top w:color="F2F4F6" w:space="4" w:sz="4" w:val="single"/>
+        <w:left w:color="8A96A3" w:space="8" w:sz="24" w:val="single"/>
+        <w:bottom w:color="F2F4F6" w:space="4" w:sz="4" w:val="single"/>
+        <w:right w:color="F2F4F6" w:space="8" w:sz="4" w:val="single"/>
+      </w:pBdr>
+      <w:shd w:color="auto" w:fill="F2F4F6" w:val="clear"/>
+      <w:spacing w:after="40" w:before="40" w:line="264" w:lineRule="auto"/>
+      <w:ind w:left="227" w:right="227"/>
+    </w:pPr>
+    <w:rPr>
+      <w:color w:val="3D4A57"/>
+      <w:sz w:val="21"/>
+      <w:szCs w:val="21"/>
+    </w:rPr>
+  </w:style>
+  <w:style w:customStyle="1" w:styleId="RecuadroFuente" w:type="paragraph">
+    <w:name w:val="Recuadro Fuente"/>
+    <w:basedOn w:val="BodyText"/>
+    <w:uiPriority w:val="10"/>
+    <w:qFormat/>
+    <w:pPr>
+      <w:pBdr>
+        <w:top w:color="F7F8FA" w:space="4" w:sz="4" w:val="single"/>
+        <w:left w:color="C9D1D9" w:space="8" w:sz="24" w:val="single"/>
+        <w:bottom w:color="F7F8FA" w:space="4" w:sz="4" w:val="single"/>
+        <w:right w:color="F7F8FA" w:space="8" w:sz="4" w:val="single"/>
+      </w:pBdr>
+      <w:shd w:color="auto" w:fill="F7F8FA" w:val="clear"/>
+      <w:spacing w:after="40" w:before="40" w:line="264" w:lineRule="auto"/>
+      <w:ind w:left="227" w:right="227"/>
+    </w:pPr>
+    <w:rPr>
+      <w:color w:val="3D4A57"/>
+      <w:sz w:val="19"/>
+      <w:szCs w:val="19"/>
+    </w:rPr>
+  </w:style>
+  <w:style w:customStyle="1" w:styleId="EncabezadoGuia" w:type="paragraph">
+    <w:name w:val="Encabezado guia"/>
+    <w:basedOn w:val="Normal"/>
+    <w:pPr>
+      <w:pBdr>
+        <w:bottom w:color="C9D1D9" w:space="2" w:sz="4" w:val="single"/>
+      </w:pBdr>
+      <w:jc w:val="right"/>
+      <w:spacing w:after="0"/>
+    </w:pPr>
+    <w:rPr>
+      <w:color w:val="5D6B78"/>
+      <w:sz w:val="17"/>
+    </w:rPr>
+  </w:style>
+  <w:style w:customStyle="1" w:styleId="PieGuia" w:type="paragraph">
+    <w:name w:val="Pie guia"/>
+    <w:basedOn w:val="Normal"/>
+    <w:pPr>
+      <w:jc w:val="center"/>
+      <w:spacing w:after="0"/>
+    </w:pPr>
+    <w:rPr>
+      <w:color w:val="5D6B78"/>
+      <w:sz w:val="17"/>
     </w:rPr>
   </w:style>
   <w:style w:type="paragraph" w:customStyle="1" w:styleId="SourceCode">

--- a/2do Año/Psicoanálisis/3_Guias_de_Estudio/C15_FobiaHisteriaYNeurosisObsesiva_Guia.docx
+++ b/2do Año/Psicoanálisis/3_Guias_de_Estudio/C15_FobiaHisteriaYNeurosisObsesiva_Guia.docx
@@ -46,13 +46,21 @@
           <w:b/>
           <w:bCs/>
         </w:rPr>
-        <w:t xml:space="preserve">Fuente:</w:t>
-      </w:r>
-      <w:r>
-        <w:t xml:space="preserve"> </w:t>
-      </w:r>
-      <w:r>
-        <w:t xml:space="preserve">Belucci,</w:t>
+        <w:t xml:space="preserve">Fuentes</w:t>
+      </w:r>
+      <w:r>
+        <w:t xml:space="preserve"> </w:t>
+      </w:r>
+      <w:r>
+        <w:t xml:space="preserve">(normas APA 7):</w:t>
+      </w:r>
+    </w:p>
+    <w:p>
+      <w:pPr>
+        <w:pStyle w:val="RecuadroFuente"/>
+      </w:pPr>
+      <w:r>
+        <w:t xml:space="preserve">• Belucci, G. (s. f.-b).</w:t>
       </w:r>
       <w:r>
         <w:t xml:space="preserve"> </w:t>
@@ -62,10 +70,21 @@
           <w:i/>
           <w:iCs/>
         </w:rPr>
-        <w:t xml:space="preserve">Introducción al diagnóstico de estructura</w:t>
-      </w:r>
-      <w:r>
-        <w:t xml:space="preserve">, apartado «La neurosis y sus variantes» (T01, pp. 3-9; es la bibliografía que tus apuntes de la clase 15 asignan) · Freud,</w:t>
+        <w:t xml:space="preserve">De la fantasía al fantasma. Un recorrido</w:t>
+      </w:r>
+      <w:r>
+        <w:t xml:space="preserve"> </w:t>
+      </w:r>
+      <w:r>
+        <w:t xml:space="preserve">[Ficha de cátedra]. Universidad Favaloro. [Texto T05 del programa]</w:t>
+      </w:r>
+    </w:p>
+    <w:p>
+      <w:pPr>
+        <w:pStyle w:val="RecuadroFuente"/>
+      </w:pPr>
+      <w:r>
+        <w:t xml:space="preserve">• Belucci, G. (2014b).</w:t>
       </w:r>
       <w:r>
         <w:t xml:space="preserve"> </w:t>
@@ -75,10 +94,21 @@
           <w:i/>
           <w:iCs/>
         </w:rPr>
-        <w:t xml:space="preserve">Análisis de la fobia de un niño de cinco años</w:t>
-      </w:r>
-      <w:r>
-        <w:t xml:space="preserve">, Epicrisis, fragmentos (T07, 1909) · Freud,</w:t>
+        <w:t xml:space="preserve">Introducción al diagnóstico de estructura</w:t>
+      </w:r>
+      <w:r>
+        <w:t xml:space="preserve"> </w:t>
+      </w:r>
+      <w:r>
+        <w:t xml:space="preserve">[Ficha de cátedra]. Universidad Favaloro. [Texto T01 del programa]</w:t>
+      </w:r>
+    </w:p>
+    <w:p>
+      <w:pPr>
+        <w:pStyle w:val="RecuadroFuente"/>
+      </w:pPr>
+      <w:r>
+        <w:t xml:space="preserve">• Freud, S. (s. f.).</w:t>
       </w:r>
       <w:r>
         <w:t xml:space="preserve"> </w:t>
@@ -94,7 +124,15 @@
         <w:t xml:space="preserve"> </w:t>
       </w:r>
       <w:r>
-        <w:t xml:space="preserve">(T10: parálisis motrices, neuropsicosis de defensa,</w:t>
+        <w:t xml:space="preserve">[Selección de la cátedra de Psicoanálisis]. Universidad Favaloro. [Texto T10 del programa]</w:t>
+      </w:r>
+    </w:p>
+    <w:p>
+      <w:pPr>
+        <w:pStyle w:val="RecuadroFuente"/>
+      </w:pPr>
+      <w:r>
+        <w:t xml:space="preserve">• Freud, S. (1996a). A propósito de un caso de neurosis obsesiva. En J. Strachey (Ed.),</w:t>
       </w:r>
       <w:r>
         <w:t xml:space="preserve"> </w:t>
@@ -104,10 +142,21 @@
           <w:i/>
           <w:iCs/>
         </w:rPr>
-        <w:t xml:space="preserve">Fragmento de análisis de un caso de histeria</w:t>
-      </w:r>
-      <w:r>
-        <w:t xml:space="preserve">,</w:t>
+        <w:t xml:space="preserve">Obras completas</w:t>
+      </w:r>
+      <w:r>
+        <w:t xml:space="preserve"> </w:t>
+      </w:r>
+      <w:r>
+        <w:t xml:space="preserve">(J. L. Etcheverry, Trad., Vol. 10). Amorrortu. (Obra original publicada en 1909) [Texto T11 del programa]</w:t>
+      </w:r>
+    </w:p>
+    <w:p>
+      <w:pPr>
+        <w:pStyle w:val="RecuadroFuente"/>
+      </w:pPr>
+      <w:r>
+        <w:t xml:space="preserve">• Freud, S. (1996b). Análisis de la fobia de un niño de cinco años (Epicrisis). En J. Strachey (Ed.),</w:t>
       </w:r>
       <w:r>
         <w:t xml:space="preserve"> </w:t>
@@ -117,10 +166,21 @@
           <w:i/>
           <w:iCs/>
         </w:rPr>
-        <w:t xml:space="preserve">Tres ensayos</w:t>
-      </w:r>
-      <w:r>
-        <w:t xml:space="preserve">, fantasías histéricas) · Freud,</w:t>
+        <w:t xml:space="preserve">Obras completas</w:t>
+      </w:r>
+      <w:r>
+        <w:t xml:space="preserve"> </w:t>
+      </w:r>
+      <w:r>
+        <w:t xml:space="preserve">(J. L. Etcheverry, Trad., Vol. 10). Amorrortu. (Obra original publicada en 1909) [Texto T07 del programa]</w:t>
+      </w:r>
+    </w:p>
+    <w:p>
+      <w:pPr>
+        <w:pStyle w:val="RecuadroFuente"/>
+      </w:pPr>
+      <w:r>
+        <w:t xml:space="preserve">• Freud, S. (1996). Inhibición, síntoma y angustia. En J. Strachey (Ed.),</w:t>
       </w:r>
       <w:r>
         <w:t xml:space="preserve"> </w:t>
@@ -130,14 +190,43 @@
           <w:i/>
           <w:iCs/>
         </w:rPr>
-        <w:t xml:space="preserve">A propósito de un caso de neurosis obsesiva</w:t>
-      </w:r>
-      <w:r>
-        <w:t xml:space="preserve">, parte II «Sobre la teoría» (T11, 1909) · tus apuntes de la clase 15 (24/8/2026) ·</w:t>
-      </w:r>
-      <w:r>
-        <w:t xml:space="preserve"> </w:t>
-      </w:r>
+        <w:t xml:space="preserve">Obras completas</w:t>
+      </w:r>
+      <w:r>
+        <w:t xml:space="preserve"> </w:t>
+      </w:r>
+      <w:r>
+        <w:t xml:space="preserve">(J. L. Etcheverry, Trad., Vol. 20). Amorrortu. (Obra original publicada en 1926) [Textos T08 (caps. I-VIII) y T28 (cap. XI) del programa]</w:t>
+      </w:r>
+    </w:p>
+    <w:p>
+      <w:pPr>
+        <w:pStyle w:val="RecuadroFuente"/>
+      </w:pPr>
+      <w:r>
+        <w:t xml:space="preserve">• Lacan, J. (2006).</w:t>
+      </w:r>
+      <w:r>
+        <w:t xml:space="preserve"> </w:t>
+      </w:r>
+      <w:r>
+        <w:rPr>
+          <w:i/>
+          <w:iCs/>
+        </w:rPr>
+        <w:t xml:space="preserve">El Seminario, libro 10: La angustia</w:t>
+      </w:r>
+      <w:r>
+        <w:t xml:space="preserve"> </w:t>
+      </w:r>
+      <w:r>
+        <w:t xml:space="preserve">(caps. II, VI, VIII, IX, XII y XXIV, selección). Paidós. (Seminario dictado en 1962-1963) [Texto T09 del programa]</w:t>
+      </w:r>
+    </w:p>
+    <w:p>
+      <w:pPr>
+        <w:pStyle w:val="RecuadroFuente"/>
+      </w:pPr>
       <w:r>
         <w:rPr>
           <w:b/>
@@ -151,54 +240,21 @@
       <w:r>
         <w:t xml:space="preserve">Psicoanálisis, 2.º año, Favaloro.</w:t>
       </w:r>
-    </w:p>
-    <w:p>
-      <w:pPr>
-        <w:pStyle w:val="RecuadroFuente"/>
-      </w:pPr>
-      <w:r>
-        <w:rPr>
-          <w:b/>
-          <w:bCs/>
-        </w:rPr>
-        <w:t xml:space="preserve">Cómo se cita:</w:t>
-      </w:r>
-      <w:r>
-        <w:t xml:space="preserve"> </w:t>
-      </w:r>
-      <w:r>
-        <w:t xml:space="preserve">«p. N» es la marca</w:t>
-      </w:r>
-      <w:r>
-        <w:t xml:space="preserve"> </w:t>
-      </w:r>
-      <w:r>
-        <w:rPr>
-          <w:rStyle w:val="VerbatimChar"/>
-        </w:rPr>
-        <w:t xml:space="preserve">## Página N</w:t>
-      </w:r>
-      <w:r>
-        <w:t xml:space="preserve"> </w:t>
-      </w:r>
-      <w:r>
-        <w:t xml:space="preserve">del texto extraído (T01, T07, T10). T11 no tiene páginas: se cita por apartado (A, B, C del texto). Lo marcado</w:t>
-      </w:r>
-      <w:r>
-        <w:t xml:space="preserve"> </w:t>
-      </w:r>
-      <w:r>
-        <w:rPr>
-          <w:b/>
-          <w:bCs/>
-        </w:rPr>
-        <w:t xml:space="preserve">▸ Complemento</w:t>
-      </w:r>
-      <w:r>
-        <w:t xml:space="preserve"> </w:t>
-      </w:r>
-      <w:r>
-        <w:t xml:space="preserve">no está en los textos asignados.</w:t>
+      <w:r>
+        <w:t xml:space="preserve"> </w:t>
+      </w:r>
+      <w:r>
+        <w:rPr>
+          <w:b/>
+          <w:bCs/>
+        </w:rPr>
+        <w:t xml:space="preserve">Apuntes de clase:</w:t>
+      </w:r>
+      <w:r>
+        <w:t xml:space="preserve"> </w:t>
+      </w:r>
+      <w:r>
+        <w:t xml:space="preserve">apuntes propios de la clase 15 (24/8/2026).</w:t>
       </w:r>
     </w:p>
     <w:p>
@@ -800,8 +856,14 @@
     </w:p>
     <w:p>
       <w:pPr>
-        <w:pStyle w:val="BodyText"/>
-      </w:pPr>
+        <w:pStyle w:val="RecuadroParcial"/>
+      </w:pPr>
+      <w:r>
+        <w:t xml:space="preserve">🎯</w:t>
+      </w:r>
+      <w:r>
+        <w:t xml:space="preserve"> </w:t>
+      </w:r>
       <w:r>
         <w:rPr>
           <w:b/>
@@ -879,7 +941,7 @@
         <w:t xml:space="preserve"> </w:t>
       </w:r>
       <w:r>
-        <w:t xml:space="preserve">en cada modalidad (T10, T11, T07, T01).</w:t>
+        <w:t xml:space="preserve">en cada modalidad (Freud, s. f.; Freud, 1909/1996a; Freud, 1909/1996b; Belucci, 2014b).</w:t>
       </w:r>
     </w:p>
     <w:p>
@@ -901,7 +963,7 @@
         <w:t xml:space="preserve"> </w:t>
       </w:r>
       <w:r>
-        <w:t xml:space="preserve">(T01, pp. 4-7).</w:t>
+        <w:t xml:space="preserve">(Belucci, 2014b, pp. 4-7).</w:t>
       </w:r>
     </w:p>
     <w:p>
@@ -1377,7 +1439,145 @@
     </w:p>
     <w:p>
       <w:pPr>
-        <w:pStyle w:val="FirstParagraph"/>
+        <w:pStyle w:val="RecuadroEsqueleto"/>
+      </w:pPr>
+      <w:r>
+        <w:rPr>
+          <w:b/>
+          <w:bCs/>
+        </w:rPr>
+        <w:t xml:space="preserve">Esqueleto de la respuesta:</w:t>
+      </w:r>
+    </w:p>
+    <w:p>
+      <w:pPr>
+        <w:pStyle w:val="RecuadroEsqueleto"/>
+      </w:pPr>
+      <w:r>
+        <w:t xml:space="preserve">1. </w:t>
+      </w:r>
+      <w:r>
+        <w:rPr>
+          <w:b/>
+          <w:bCs/>
+        </w:rPr>
+        <w:t xml:space="preserve">Tesis:</w:t>
+      </w:r>
+      <w:r>
+        <w:t xml:space="preserve"> </w:t>
+      </w:r>
+      <w:r>
+        <w:t xml:space="preserve">el síntoma neurótico es siempre práctica sexual y retorno de lo reprimido, pero cambia según la modalidad (Belucci, 2014b, p. 3).</w:t>
+      </w:r>
+    </w:p>
+    <w:p>
+      <w:pPr>
+        <w:pStyle w:val="RecuadroEsqueleto"/>
+      </w:pPr>
+      <w:r>
+        <w:t xml:space="preserve">2. </w:t>
+      </w:r>
+      <w:r>
+        <w:rPr>
+          <w:b/>
+          <w:bCs/>
+        </w:rPr>
+        <w:t xml:space="preserve">Histeria:</w:t>
+      </w:r>
+      <w:r>
+        <w:t xml:space="preserve"> </w:t>
+      </w:r>
+      <w:r>
+        <w:t xml:space="preserve">conversión; solicitación somática + sentido prestado; varios sentidos; síntoma primario: asco (Freud, s. f., p. 2).</w:t>
+      </w:r>
+    </w:p>
+    <w:p>
+      <w:pPr>
+        <w:pStyle w:val="RecuadroEsqueleto"/>
+      </w:pPr>
+      <w:r>
+        <w:t xml:space="preserve">3. </w:t>
+      </w:r>
+      <w:r>
+        <w:rPr>
+          <w:b/>
+          <w:bCs/>
+        </w:rPr>
+        <w:t xml:space="preserve">Neurosis obsesiva:</w:t>
+      </w:r>
+      <w:r>
+        <w:t xml:space="preserve"> </w:t>
+      </w:r>
+      <w:r>
+        <w:t xml:space="preserve">sin anclaje corporal, el quantum queda libre: síntoma del pensamiento o de la acción; duda, compulsión, rituales; primario: escrupulosidad moral (Freud, 1909/1996a).</w:t>
+      </w:r>
+    </w:p>
+    <w:p>
+      <w:pPr>
+        <w:pStyle w:val="RecuadroEsqueleto"/>
+      </w:pPr>
+      <w:r>
+        <w:t xml:space="preserve">4. </w:t>
+      </w:r>
+      <w:r>
+        <w:rPr>
+          <w:b/>
+          <w:bCs/>
+        </w:rPr>
+        <w:t xml:space="preserve">Fobia:</w:t>
+      </w:r>
+      <w:r>
+        <w:t xml:space="preserve"> </w:t>
+      </w:r>
+      <w:r>
+        <w:t xml:space="preserve">histeria de angustia: la libido se libera como angustia y se construyen parapetos (Freud, 1909/1996b, p. 1).</w:t>
+      </w:r>
+    </w:p>
+    <w:p>
+      <w:pPr>
+        <w:pStyle w:val="RecuadroEsqueleto"/>
+      </w:pPr>
+      <w:r>
+        <w:t xml:space="preserve">5. </w:t>
+      </w:r>
+      <w:r>
+        <w:rPr>
+          <w:b/>
+          <w:bCs/>
+        </w:rPr>
+        <w:t xml:space="preserve">Articulación:</w:t>
+      </w:r>
+      <w:r>
+        <w:t xml:space="preserve"> </w:t>
+      </w:r>
+      <w:r>
+        <w:t xml:space="preserve">la eficacia del síntoma como respuesta decrece: histeria &gt; obsesión &gt; fobia.</w:t>
+      </w:r>
+    </w:p>
+    <w:p>
+      <w:pPr>
+        <w:pStyle w:val="RecuadroEsqueleto"/>
+      </w:pPr>
+      <w:r>
+        <w:t xml:space="preserve">6. </w:t>
+      </w:r>
+      <w:r>
+        <w:rPr>
+          <w:b/>
+          <w:bCs/>
+        </w:rPr>
+        <w:t xml:space="preserve">Cierre:</w:t>
+      </w:r>
+      <w:r>
+        <w:t xml:space="preserve"> </w:t>
+      </w:r>
+      <w:r>
+        <w:t xml:space="preserve">en la fobia el síntoma no releva la angustia; de ahí la importancia de la inhibición.</w:t>
+      </w:r>
+    </w:p>
+    <w:p>
+      <w:pPr>
+        <w:pStyle w:val="BodyText"/>
       </w:pPr>
       <w:r>
         <w:t xml:space="preserve">El síntoma neurótico es siempre</w:t>
@@ -1409,7 +1609,7 @@
         <w:t xml:space="preserve"> </w:t>
       </w:r>
       <w:r>
-        <w:t xml:space="preserve">(T01, p. 3). Pero cambia según la modalidad. En la</w:t>
+        <w:t xml:space="preserve">(Belucci, 2014b, p. 3). Pero cambia según la modalidad. En la</w:t>
       </w:r>
       <w:r>
         <w:t xml:space="preserve"> </w:t>
@@ -1454,7 +1654,7 @@
         <w:t xml:space="preserve">solicitación somática</w:t>
       </w:r>
       <w:r>
-        <w:t xml:space="preserve">: «todo síntoma histérico requiere de la contribución de las dos partes» (T10, p. 2); el sentido «no lo trae consigo, sino que le es prestado, soldado», de modo que un mismo síntoma tiene</w:t>
+        <w:t xml:space="preserve">: «todo síntoma histérico requiere de la contribución de las dos partes» (Freud, s. f., p. 2); el sentido «no lo trae consigo, sino que le es prestado, soldado», de modo que un mismo síntoma tiene</w:t>
       </w:r>
       <w:r>
         <w:t xml:space="preserve"> </w:t>
@@ -1486,7 +1686,7 @@
         <w:t xml:space="preserve"> </w:t>
       </w:r>
       <w:r>
-        <w:t xml:space="preserve">(T01, p. 3). Su síntoma primario es</w:t>
+        <w:t xml:space="preserve">(Belucci, 2014b, p. 3). Su síntoma primario es</w:t>
       </w:r>
       <w:r>
         <w:t xml:space="preserve"> </w:t>
@@ -1499,7 +1699,7 @@
         <w:t xml:space="preserve">el asco</w:t>
       </w:r>
       <w:r>
-        <w:t xml:space="preserve">: «histérica» es toda persona en quien una excitación sexual provoca predominantemente displacer (T10, p. 2; T01, p. 4). En la</w:t>
+        <w:t xml:space="preserve">: «histérica» es toda persona en quien una excitación sexual provoca predominantemente displacer (Freud, s. f., p. 2; Belucci, 2014b, p. 4). En la</w:t>
       </w:r>
       <w:r>
         <w:t xml:space="preserve"> </w:t>
@@ -1525,7 +1725,7 @@
         <w:t xml:space="preserve">el quantum queda libre y hace síntoma del pensamiento o de la acción</w:t>
       </w:r>
       <w:r>
-        <w:t xml:space="preserve">, y por eso debe renovarse la lucha defensiva (T01, p. 3); Freud prefiere hablar de «</w:t>
+        <w:t xml:space="preserve">, y por eso debe renovarse la lucha defensiva (Belucci, 2014b, p. 3); Freud prefiere hablar de «</w:t>
       </w:r>
       <w:r>
         <w:rPr>
@@ -1535,7 +1735,7 @@
         <w:t xml:space="preserve">pensar obsesivo</w:t>
       </w:r>
       <w:r>
-        <w:t xml:space="preserve">» antes que de «representaciones obsesivas» y lo define como deseos, tentaciones, impulsos, reflexiones, dudas, mandamientos y prohibiciones despojados de su afecto (T11, apartado A); se presenta como</w:t>
+        <w:t xml:space="preserve">» antes que de «representaciones obsesivas» y lo define como deseos, tentaciones, impulsos, reflexiones, dudas, mandamientos y prohibiciones despojados de su afecto (Freud, 1909/1996a, apartado A); se presenta como</w:t>
       </w:r>
       <w:r>
         <w:t xml:space="preserve"> </w:t>
@@ -1577,7 +1777,7 @@
         <w:t xml:space="preserve">relación exacerbada a la moral</w:t>
       </w:r>
       <w:r>
-        <w:t xml:space="preserve">, «escrupulosidad de la conciencia moral» (T01, p. 4). En la</w:t>
+        <w:t xml:space="preserve">, «escrupulosidad de la conciencia moral» (Belucci, 2014b, p. 4). En la</w:t>
       </w:r>
       <w:r>
         <w:t xml:space="preserve"> </w:t>
@@ -1635,7 +1835,7 @@
         <w:t xml:space="preserve"> </w:t>
       </w:r>
       <w:r>
-        <w:t xml:space="preserve">(T07, p. 1); el trabajo psíquico para volver a ligar esa angustia no puede revertirla a libido, y construye «</w:t>
+        <w:t xml:space="preserve">(Freud, 1909/1996b, p. 1); el trabajo psíquico para volver a ligar esa angustia no puede revertirla a libido, y construye «</w:t>
       </w:r>
       <w:r>
         <w:rPr>
@@ -1706,7 +1906,7 @@
         <w:t xml:space="preserve"> </w:t>
       </w:r>
       <w:r>
-        <w:t xml:space="preserve">(T01, p. 3); su síntoma primario es la</w:t>
+        <w:t xml:space="preserve">(Belucci, 2014b, p. 3); su síntoma primario es la</w:t>
       </w:r>
       <w:r>
         <w:t xml:space="preserve"> </w:t>
@@ -1720,6 +1920,59 @@
       </w:r>
       <w:r>
         <w:t xml:space="preserve">.</w:t>
+      </w:r>
+    </w:p>
+    <w:p>
+      <w:pPr>
+        <w:pStyle w:val="RecuadroAtencion"/>
+      </w:pPr>
+      <w:r>
+        <w:t xml:space="preserve">⚠</w:t>
+      </w:r>
+      <w:r>
+        <w:t xml:space="preserve"> </w:t>
+      </w:r>
+      <w:r>
+        <w:rPr>
+          <w:b/>
+          <w:bCs/>
+        </w:rPr>
+        <w:t xml:space="preserve">No confundir:</w:t>
+      </w:r>
+      <w:r>
+        <w:t xml:space="preserve"> </w:t>
+      </w:r>
+      <w:r>
+        <w:t xml:space="preserve">en la fobia no hay conversión: la libido se</w:t>
+      </w:r>
+      <w:r>
+        <w:t xml:space="preserve"> </w:t>
+      </w:r>
+      <w:r>
+        <w:rPr>
+          <w:b/>
+          <w:bCs/>
+        </w:rPr>
+        <w:t xml:space="preserve">libera como angustia</w:t>
+      </w:r>
+      <w:r>
+        <w:t xml:space="preserve">. Y en la obsesión el afecto no se pierde: se</w:t>
+      </w:r>
+      <w:r>
+        <w:t xml:space="preserve"> </w:t>
+      </w:r>
+      <w:r>
+        <w:rPr>
+          <w:b/>
+          <w:bCs/>
+        </w:rPr>
+        <w:t xml:space="preserve">desplaza</w:t>
+      </w:r>
+      <w:r>
+        <w:t xml:space="preserve"> </w:t>
+      </w:r>
+      <w:r>
+        <w:t xml:space="preserve">(enlace falso).</w:t>
       </w:r>
     </w:p>
     <w:bookmarkEnd w:id="12"/>
@@ -1732,13 +1985,13 @@
         <w:t xml:space="preserve">1.2 Desarrollo ampliado</w:t>
       </w:r>
     </w:p>
-    <w:bookmarkStart w:id="13" w:name="a-histeria-t10-t01"/>
+    <w:bookmarkStart w:id="13" w:name="a-histeria-freud-s.-f.-belucci-2014b"/>
     <w:p>
       <w:pPr>
         <w:pStyle w:val="Heading4"/>
       </w:pPr>
       <w:r>
-        <w:t xml:space="preserve">a) Histeria (T10, T01)</w:t>
+        <w:t xml:space="preserve">a) Histeria (Freud, s. f.; Belucci, 2014b)</w:t>
       </w:r>
     </w:p>
     <w:p>
@@ -1754,7 +2007,7 @@
           <w:b/>
           <w:bCs/>
         </w:rPr>
-        <w:t xml:space="preserve">Parálisis histérica (T10, p. 1; 1893):</w:t>
+        <w:t xml:space="preserve">Parálisis histérica (Freud, s. f., p. 1; 1893):</w:t>
       </w:r>
       <w:r>
         <w:t xml:space="preserve"> </w:t>
@@ -1834,7 +2087,7 @@
           <w:b/>
           <w:bCs/>
         </w:rPr>
-        <w:t xml:space="preserve">Conversión (T10, pp. 1-2; 1894):</w:t>
+        <w:t xml:space="preserve">Conversión (Freud, s. f., pp. 1-2; 1894):</w:t>
       </w:r>
       <w:r>
         <w:t xml:space="preserve"> </w:t>
@@ -1910,7 +2163,7 @@
           <w:b/>
           <w:bCs/>
         </w:rPr>
-        <w:t xml:space="preserve">Estructura del síntoma (T10, pp. 2-3;</w:t>
+        <w:t xml:space="preserve">Estructura del síntoma (Freud, s. f., pp. 2-3;</w:t>
       </w:r>
       <w:r>
         <w:rPr>
@@ -2045,7 +2298,7 @@
         <w:t xml:space="preserve"> </w:t>
       </w:r>
       <w:r>
-        <w:t xml:space="preserve">(T10, pp. 2-3): al comienzo no cumple cometido útil; secundariamente una corriente psíquica se sirve de él y alcanza</w:t>
+        <w:t xml:space="preserve">(Freud, s. f., pp. 2-3): al comienzo no cumple cometido útil; secundariamente una corriente psíquica se sirve de él y alcanza</w:t>
       </w:r>
       <w:r>
         <w:t xml:space="preserve"> </w:t>
@@ -2087,7 +2340,7 @@
           <w:b/>
           <w:bCs/>
         </w:rPr>
-        <w:t xml:space="preserve">Sexualidad perversa y síntoma (T10, pp. 4-5):</w:t>
+        <w:t xml:space="preserve">Sexualidad perversa y síntoma (Freud, s. f., pp. 4-5):</w:t>
       </w:r>
       <w:r>
         <w:t xml:space="preserve"> </w:t>
@@ -2190,7 +2443,7 @@
           <w:b/>
           <w:bCs/>
         </w:rPr>
-        <w:t xml:space="preserve">Síntoma primario (T01, p. 4; T10, p. 2):</w:t>
+        <w:t xml:space="preserve">Síntoma primario (Belucci, 2014b, p. 4; Freud, s. f., p. 2):</w:t>
       </w:r>
       <w:r>
         <w:t xml:space="preserve"> </w:t>
@@ -2209,7 +2462,7 @@
         <w:t xml:space="preserve">asco</w:t>
       </w:r>
       <w:r>
-        <w:t xml:space="preserve">; en T08 (cap. I) «reacción</w:t>
+        <w:t xml:space="preserve">; en Freud (1926/1996, cap. I) «reacción</w:t>
       </w:r>
       <w:r>
         <w:t xml:space="preserve"> </w:t>
@@ -2253,7 +2506,7 @@
           <w:b/>
           <w:bCs/>
         </w:rPr>
-        <w:t xml:space="preserve">Dora (T10, pp. 2-4; T01, pp. 5, 7):</w:t>
+        <w:t xml:space="preserve">Dora (Freud, s. f., pp. 2-4; Belucci, 2014b, pp. 5, 7):</w:t>
       </w:r>
       <w:r>
         <w:t xml:space="preserve"> </w:t>
@@ -2275,7 +2528,7 @@
         <w:t xml:space="preserve"> </w:t>
       </w:r>
       <w:r>
-        <w:t xml:space="preserve">(T10, p. 2). La tos de Dora: Freud lee entre sus sentidos</w:t>
+        <w:t xml:space="preserve">(Freud, s. f., p. 2). La tos de Dora: Freud lee entre sus sentidos</w:t>
       </w:r>
       <w:r>
         <w:t xml:space="preserve"> </w:t>
@@ -2291,7 +2544,7 @@
         <w:t xml:space="preserve"> </w:t>
       </w:r>
       <w:r>
-        <w:t xml:space="preserve">(T01, p. 7).</w:t>
+        <w:t xml:space="preserve">(Belucci, 2014b, p. 7).</w:t>
       </w:r>
       <w:r>
         <w:t xml:space="preserve"> </w:t>
@@ -2320,7 +2573,7 @@
         <w:t xml:space="preserve">una moción de celos con objeto en esa mujer</w:t>
       </w:r>
       <w:r>
-        <w:t xml:space="preserve">: inclinación hacia el mismo sexo (la amistad apasionada con una compañera es precursora del primer enamoramiento intenso, T10, p. 3); Dora compartía dormitorio con la Sra. K, alababa su «cuerpo deliciosamente blanco»; no escuchó una palabra dura contra ella; la Sra. K la</w:t>
+        <w:t xml:space="preserve">: inclinación hacia el mismo sexo (la amistad apasionada con una compañera es precursora del primer enamoramiento intenso, Freud, s. f., p. 3); Dora compartía dormitorio con la Sra. K, alababa su «cuerpo deliciosamente blanco»; no escuchó una palabra dura contra ella; la Sra. K la</w:t>
       </w:r>
       <w:r>
         <w:t xml:space="preserve"> </w:t>
@@ -2391,17 +2644,17 @@
         <w:t xml:space="preserve">moción homosexual hacia la Sra. K era la más fuerte de las corrientes inconscientes</w:t>
       </w:r>
       <w:r>
-        <w:t xml:space="preserve">; el segundo sueño (venganza) lo habría traslucido (T10, p. 4).</w:t>
+        <w:t xml:space="preserve">; el segundo sueño (venganza) lo habría traslucido (Freud, s. f., p. 4).</w:t>
       </w:r>
     </w:p>
     <w:bookmarkEnd w:id="13"/>
-    <w:bookmarkStart w:id="14" w:name="b-neurosis-obsesiva-t11-t01"/>
+    <w:bookmarkStart w:id="14" w:name="X97e4eb38341b708680edfe13d82a2b1559ab66c"/>
     <w:p>
       <w:pPr>
         <w:pStyle w:val="Heading4"/>
       </w:pPr>
       <w:r>
-        <w:t xml:space="preserve">b) Neurosis obsesiva (T11, T01)</w:t>
+        <w:t xml:space="preserve">b) Neurosis obsesiva (Freud, 1909/1996a; Belucci, 2014b)</w:t>
       </w:r>
     </w:p>
     <w:p>
@@ -2417,7 +2670,7 @@
           <w:b/>
           <w:bCs/>
         </w:rPr>
-        <w:t xml:space="preserve">Definición de 1896 y su rectificación (T11, apartado A):</w:t>
+        <w:t xml:space="preserve">Definición de 1896 y su rectificación (Freud, 1909/1996a, apartado A):</w:t>
       </w:r>
       <w:r>
         <w:t xml:space="preserve"> </w:t>
@@ -2517,7 +2770,7 @@
           <w:b/>
           <w:bCs/>
         </w:rPr>
-        <w:t xml:space="preserve">Lucha defensiva primaria y secundaria; «delirios» (T11, apartado A):</w:t>
+        <w:t xml:space="preserve">Lucha defensiva primaria y secundaria; «delirios» (Freud, 1909/1996a, apartado A):</w:t>
       </w:r>
       <w:r>
         <w:t xml:space="preserve"> </w:t>
@@ -2616,7 +2869,7 @@
           <w:b/>
           <w:bCs/>
         </w:rPr>
-        <w:t xml:space="preserve">Fórmulas protectoras (T11, apartado A):</w:t>
+        <w:t xml:space="preserve">Fórmulas protectoras (Freud, 1909/1996a, apartado A):</w:t>
       </w:r>
       <w:r>
         <w:t xml:space="preserve"> </w:t>
@@ -2741,7 +2994,7 @@
           <w:b/>
           <w:bCs/>
         </w:rPr>
-        <w:t xml:space="preserve">Técnicas de desfiguración (T11, apartado A):</w:t>
+        <w:t xml:space="preserve">Técnicas de desfiguración (Freud, 1909/1996a, apartado A):</w:t>
       </w:r>
       <w:r>
         <w:t xml:space="preserve"> </w:t>
@@ -2868,7 +3121,7 @@
           <w:b/>
           <w:bCs/>
         </w:rPr>
-        <w:t xml:space="preserve">Procesos del pensar (T11, apartado C):</w:t>
+        <w:t xml:space="preserve">Procesos del pensar (Freud, 1909/1996a, apartado C):</w:t>
       </w:r>
       <w:r>
         <w:t xml:space="preserve"> </w:t>
@@ -2993,7 +3246,7 @@
           <w:b/>
           <w:bCs/>
         </w:rPr>
-        <w:t xml:space="preserve">Compulsión y duda (T11, apartado C):</w:t>
+        <w:t xml:space="preserve">Compulsión y duda (Freud, 1909/1996a, apartado C):</w:t>
       </w:r>
       <w:r>
         <w:t xml:space="preserve"> </w:t>
@@ -3112,7 +3365,7 @@
           <w:b/>
           <w:bCs/>
         </w:rPr>
-        <w:t xml:space="preserve">Características psíquicas (T11, apartado B):</w:t>
+        <w:t xml:space="preserve">Características psíquicas (Freud, 1909/1996a, apartado B):</w:t>
       </w:r>
       <w:r>
         <w:t xml:space="preserve"> </w:t>
@@ -3221,7 +3474,7 @@
           <w:b/>
           <w:bCs/>
         </w:rPr>
-        <w:t xml:space="preserve">Vida pulsional (T11, apartado C):</w:t>
+        <w:t xml:space="preserve">Vida pulsional (Freud, 1909/1996a, apartado C):</w:t>
       </w:r>
       <w:r>
         <w:t xml:space="preserve"> </w:t>
@@ -3379,13 +3632,13 @@
       </w:r>
     </w:p>
     <w:bookmarkEnd w:id="14"/>
-    <w:bookmarkStart w:id="15" w:name="c-fobia-t07-t01"/>
+    <w:bookmarkStart w:id="15" w:name="c-fobia-freud-19091996b-belucci-2014b"/>
     <w:p>
       <w:pPr>
         <w:pStyle w:val="Heading4"/>
       </w:pPr>
       <w:r>
-        <w:t xml:space="preserve">c) Fobia (T07, T01)</w:t>
+        <w:t xml:space="preserve">c) Fobia (Freud, 1909/1996b; Belucci, 2014b)</w:t>
       </w:r>
     </w:p>
     <w:p>
@@ -3401,7 +3654,7 @@
           <w:b/>
           <w:bCs/>
         </w:rPr>
-        <w:t xml:space="preserve">T07, p. 1:</w:t>
+        <w:t xml:space="preserve">Freud (1909/1996b, p. 1):</w:t>
       </w:r>
       <w:r>
         <w:t xml:space="preserve"> </w:t>
@@ -3559,7 +3812,7 @@
           <w:b/>
           <w:bCs/>
         </w:rPr>
-        <w:t xml:space="preserve">T01, p. 3-4:</w:t>
+        <w:t xml:space="preserve">Belucci (2014b, p. 3-4):</w:t>
       </w:r>
       <w:r>
         <w:t xml:space="preserve"> </w:t>
@@ -3800,7 +4053,145 @@
     </w:p>
     <w:p>
       <w:pPr>
-        <w:pStyle w:val="FirstParagraph"/>
+        <w:pStyle w:val="RecuadroEsqueleto"/>
+      </w:pPr>
+      <w:r>
+        <w:rPr>
+          <w:b/>
+          <w:bCs/>
+        </w:rPr>
+        <w:t xml:space="preserve">Esqueleto de la respuesta:</w:t>
+      </w:r>
+    </w:p>
+    <w:p>
+      <w:pPr>
+        <w:pStyle w:val="RecuadroEsqueleto"/>
+      </w:pPr>
+      <w:r>
+        <w:t xml:space="preserve">1. </w:t>
+      </w:r>
+      <w:r>
+        <w:rPr>
+          <w:b/>
+          <w:bCs/>
+        </w:rPr>
+        <w:t xml:space="preserve">Tesis:</w:t>
+      </w:r>
+      <w:r>
+        <w:t xml:space="preserve"> </w:t>
+      </w:r>
+      <w:r>
+        <w:t xml:space="preserve">cada neurosis tiene una relación particular con la demanda y el deseo (Belucci, 2014b, p. 4).</w:t>
+      </w:r>
+    </w:p>
+    <w:p>
+      <w:pPr>
+        <w:pStyle w:val="RecuadroEsqueleto"/>
+      </w:pPr>
+      <w:r>
+        <w:t xml:space="preserve">2. </w:t>
+      </w:r>
+      <w:r>
+        <w:rPr>
+          <w:b/>
+          <w:bCs/>
+        </w:rPr>
+        <w:t xml:space="preserve">Demanda y deseo:</w:t>
+      </w:r>
+      <w:r>
+        <w:t xml:space="preserve"> </w:t>
+      </w:r>
+      <w:r>
+        <w:t xml:space="preserve">el significante no lo cubre todo; el falo es el significante del deseo, un más allá de la demanda.</w:t>
+      </w:r>
+    </w:p>
+    <w:p>
+      <w:pPr>
+        <w:pStyle w:val="RecuadroEsqueleto"/>
+      </w:pPr>
+      <w:r>
+        <w:t xml:space="preserve">3. </w:t>
+      </w:r>
+      <w:r>
+        <w:rPr>
+          <w:b/>
+          <w:bCs/>
+        </w:rPr>
+        <w:t xml:space="preserve">Histeria:</w:t>
+      </w:r>
+      <w:r>
+        <w:t xml:space="preserve"> </w:t>
+      </w:r>
+      <w:r>
+        <w:t xml:space="preserve">deseo insatisfecho, sostenido como deseo del Otro; demanda de amor; sacrificio.</w:t>
+      </w:r>
+    </w:p>
+    <w:p>
+      <w:pPr>
+        <w:pStyle w:val="RecuadroEsqueleto"/>
+      </w:pPr>
+      <w:r>
+        <w:t xml:space="preserve">4. </w:t>
+      </w:r>
+      <w:r>
+        <w:rPr>
+          <w:b/>
+          <w:bCs/>
+        </w:rPr>
+        <w:t xml:space="preserve">Neurosis obsesiva:</w:t>
+      </w:r>
+      <w:r>
+        <w:t xml:space="preserve"> </w:t>
+      </w:r>
+      <w:r>
+        <w:t xml:space="preserve">deseo imposible y anulado; degrada el deseo a demanda; demanda de muerte del Otro (ambivalencia).</w:t>
+      </w:r>
+    </w:p>
+    <w:p>
+      <w:pPr>
+        <w:pStyle w:val="RecuadroEsqueleto"/>
+      </w:pPr>
+      <w:r>
+        <w:t xml:space="preserve">5. </w:t>
+      </w:r>
+      <w:r>
+        <w:rPr>
+          <w:b/>
+          <w:bCs/>
+        </w:rPr>
+        <w:t xml:space="preserve">Fobia:</w:t>
+      </w:r>
+      <w:r>
+        <w:t xml:space="preserve"> </w:t>
+      </w:r>
+      <w:r>
+        <w:t xml:space="preserve">deseo prevenido: el deseo del Otro es un lugar temible.</w:t>
+      </w:r>
+    </w:p>
+    <w:p>
+      <w:pPr>
+        <w:pStyle w:val="RecuadroEsqueleto"/>
+      </w:pPr>
+      <w:r>
+        <w:t xml:space="preserve">6. </w:t>
+      </w:r>
+      <w:r>
+        <w:rPr>
+          <w:b/>
+          <w:bCs/>
+        </w:rPr>
+        <w:t xml:space="preserve">Cierre:</w:t>
+      </w:r>
+      <w:r>
+        <w:t xml:space="preserve"> </w:t>
+      </w:r>
+      <w:r>
+        <w:t xml:space="preserve">las tres son respuestas a la misma falta en el Otro.</w:t>
+      </w:r>
+    </w:p>
+    <w:p>
+      <w:pPr>
+        <w:pStyle w:val="BodyText"/>
       </w:pPr>
       <w:r>
         <w:t xml:space="preserve">Desde la lectura lacaniana, cada neurosis supone una</w:t>
@@ -3819,7 +4210,7 @@
         <w:t xml:space="preserve"> </w:t>
       </w:r>
       <w:r>
-        <w:t xml:space="preserve">(T01, p. 4).</w:t>
+        <w:t xml:space="preserve">(Belucci, 2014b, p. 4).</w:t>
       </w:r>
       <w:r>
         <w:t xml:space="preserve"> </w:t>
@@ -4174,14 +4565,38 @@
         <w:t xml:space="preserve">, al que se acerca con precauciones (timidez); la mediación paterna falla y se complica deslindar deseo y demanda.</w:t>
       </w:r>
     </w:p>
+    <w:p>
+      <w:pPr>
+        <w:pStyle w:val="RecuadroAtencion"/>
+      </w:pPr>
+      <w:r>
+        <w:t xml:space="preserve">⚠</w:t>
+      </w:r>
+      <w:r>
+        <w:t xml:space="preserve"> </w:t>
+      </w:r>
+      <w:r>
+        <w:rPr>
+          <w:b/>
+          <w:bCs/>
+        </w:rPr>
+        <w:t xml:space="preserve">No confundir:</w:t>
+      </w:r>
+      <w:r>
+        <w:t xml:space="preserve"> </w:t>
+      </w:r>
+      <w:r>
+        <w:t xml:space="preserve">insatisfecho (histeria) ≠ imposible (obsesión) ≠ prevenido (fobia).</w:t>
+      </w:r>
+    </w:p>
     <w:bookmarkEnd w:id="18"/>
-    <w:bookmarkStart w:id="19" w:name="desarrollo-ampliado-t01-pp.-4-7"/>
+    <w:bookmarkStart w:id="19" w:name="Xd341fa9cf0cfcb7e46906721d3a8ec324754a01"/>
     <w:p>
       <w:pPr>
         <w:pStyle w:val="Heading3"/>
       </w:pPr>
       <w:r>
-        <w:t xml:space="preserve">2.2 Desarrollo ampliado (T01, pp. 4-7)</w:t>
+        <w:t xml:space="preserve">2.2 Desarrollo ampliado (Belucci, 2014b, pp. 4-7)</w:t>
       </w:r>
     </w:p>
     <w:p>
@@ -4203,7 +4618,7 @@
         <w:t xml:space="preserve"> </w:t>
       </w:r>
       <w:r>
-        <w:t xml:space="preserve">(T01, p. 4): ante la pregunta «¿Qué soy ahí?», insoportable por la falta de garantía sobre el ser, la respuesta privilegiada es el</w:t>
+        <w:t xml:space="preserve">(Belucci, 2014b, p. 4): ante la pregunta «¿Qué soy ahí?», insoportable por la falta de garantía sobre el ser, la respuesta privilegiada es el</w:t>
       </w:r>
       <w:r>
         <w:t xml:space="preserve"> </w:t>
@@ -4229,7 +4644,7 @@
         <w:t xml:space="preserve">Subversión del sujeto</w:t>
       </w:r>
       <w:r>
-        <w:t xml:space="preserve">, cit. en T01, p. 7): la preeminencia que da a la demanda</w:t>
+        <w:t xml:space="preserve">, cit. en Belucci, 2014b, p. 7): la preeminencia que da a la demanda</w:t>
       </w:r>
       <w:r>
         <w:t xml:space="preserve"> </w:t>
@@ -4258,7 +4673,7 @@
           <w:b/>
           <w:bCs/>
         </w:rPr>
-        <w:t xml:space="preserve">Histeria (T01, p. 5):</w:t>
+        <w:t xml:space="preserve">Histeria (Belucci, 2014b, p. 5):</w:t>
       </w:r>
       <w:r>
         <w:t xml:space="preserve"> </w:t>
@@ -4364,7 +4779,7 @@
           <w:b/>
           <w:bCs/>
         </w:rPr>
-        <w:t xml:space="preserve">Obsesión (T01, pp. 5-6):</w:t>
+        <w:t xml:space="preserve">Obsesión (Belucci, 2014b, pp. 5-6):</w:t>
       </w:r>
       <w:r>
         <w:t xml:space="preserve"> </w:t>
@@ -4653,7 +5068,7 @@
           <w:b/>
           <w:bCs/>
         </w:rPr>
-        <w:t xml:space="preserve">Fobia (T01, pp. 6-7):</w:t>
+        <w:t xml:space="preserve">Fobia (Belucci, 2014b, pp. 6-7):</w:t>
       </w:r>
       <w:r>
         <w:t xml:space="preserve"> </w:t>
@@ -4950,7 +5365,145 @@
     </w:p>
     <w:p>
       <w:pPr>
-        <w:pStyle w:val="FirstParagraph"/>
+        <w:pStyle w:val="RecuadroEsqueleto"/>
+      </w:pPr>
+      <w:r>
+        <w:rPr>
+          <w:b/>
+          <w:bCs/>
+        </w:rPr>
+        <w:t xml:space="preserve">Esqueleto de la respuesta:</w:t>
+      </w:r>
+    </w:p>
+    <w:p>
+      <w:pPr>
+        <w:pStyle w:val="RecuadroEsqueleto"/>
+      </w:pPr>
+      <w:r>
+        <w:t xml:space="preserve">1. </w:t>
+      </w:r>
+      <w:r>
+        <w:rPr>
+          <w:b/>
+          <w:bCs/>
+        </w:rPr>
+        <w:t xml:space="preserve">Tesis:</w:t>
+      </w:r>
+      <w:r>
+        <w:t xml:space="preserve"> </w:t>
+      </w:r>
+      <w:r>
+        <w:t xml:space="preserve">la neurosis es una clínica de la pregunta: «¿qué soy ahí?» (Belucci, 2014b, p. 3).</w:t>
+      </w:r>
+    </w:p>
+    <w:p>
+      <w:pPr>
+        <w:pStyle w:val="RecuadroEsqueleto"/>
+      </w:pPr>
+      <w:r>
+        <w:t xml:space="preserve">2. </w:t>
+      </w:r>
+      <w:r>
+        <w:rPr>
+          <w:b/>
+          <w:bCs/>
+        </w:rPr>
+        <w:t xml:space="preserve">Pregunta implícita:</w:t>
+      </w:r>
+      <w:r>
+        <w:t xml:space="preserve"> </w:t>
+      </w:r>
+      <w:r>
+        <w:t xml:space="preserve">inconsciente, olvidada gracias a las respuestas (fantasma, ideales, yo).</w:t>
+      </w:r>
+    </w:p>
+    <w:p>
+      <w:pPr>
+        <w:pStyle w:val="RecuadroEsqueleto"/>
+      </w:pPr>
+      <w:r>
+        <w:t xml:space="preserve">3. </w:t>
+      </w:r>
+      <w:r>
+        <w:rPr>
+          <w:b/>
+          <w:bCs/>
+        </w:rPr>
+        <w:t xml:space="preserve">Histeria:</w:t>
+      </w:r>
+      <w:r>
+        <w:t xml:space="preserve"> </w:t>
+      </w:r>
+      <w:r>
+        <w:t xml:space="preserve">«¿qué es una mujer?» (vertiente de la sexualidad); otra mujer; identificación viril (Dora).</w:t>
+      </w:r>
+    </w:p>
+    <w:p>
+      <w:pPr>
+        <w:pStyle w:val="RecuadroEsqueleto"/>
+      </w:pPr>
+      <w:r>
+        <w:t xml:space="preserve">4. </w:t>
+      </w:r>
+      <w:r>
+        <w:rPr>
+          <w:b/>
+          <w:bCs/>
+        </w:rPr>
+        <w:t xml:space="preserve">Neurosis obsesiva:</w:t>
+      </w:r>
+      <w:r>
+        <w:t xml:space="preserve"> </w:t>
+      </w:r>
+      <w:r>
+        <w:t xml:space="preserve">la contingencia del ser, la muerte (Seminario 3).</w:t>
+      </w:r>
+    </w:p>
+    <w:p>
+      <w:pPr>
+        <w:pStyle w:val="RecuadroEsqueleto"/>
+      </w:pPr>
+      <w:r>
+        <w:t xml:space="preserve">5. </w:t>
+      </w:r>
+      <w:r>
+        <w:rPr>
+          <w:b/>
+          <w:bCs/>
+        </w:rPr>
+        <w:t xml:space="preserve">Fobia:</w:t>
+      </w:r>
+      <w:r>
+        <w:t xml:space="preserve"> </w:t>
+      </w:r>
+      <w:r>
+        <w:t xml:space="preserve">pregunta indeterminada; placa giratoria; salida por evitación.</w:t>
+      </w:r>
+    </w:p>
+    <w:p>
+      <w:pPr>
+        <w:pStyle w:val="RecuadroEsqueleto"/>
+      </w:pPr>
+      <w:r>
+        <w:t xml:space="preserve">6. </w:t>
+      </w:r>
+      <w:r>
+        <w:rPr>
+          <w:b/>
+          <w:bCs/>
+        </w:rPr>
+        <w:t xml:space="preserve">Cierre:</w:t>
+      </w:r>
+      <w:r>
+        <w:t xml:space="preserve"> </w:t>
+      </w:r>
+      <w:r>
+        <w:t xml:space="preserve">las dos vertientes del par freudiano muerte/sexualidad ordenan las dos neurosis clásicas.</w:t>
+      </w:r>
+    </w:p>
+    <w:p>
+      <w:pPr>
+        <w:pStyle w:val="BodyText"/>
       </w:pPr>
       <w:r>
         <w:t xml:space="preserve">La neurosis es una</w:t>
@@ -4986,7 +5539,7 @@
         <w:t xml:space="preserve">¿Qué me quiere?</w:t>
       </w:r>
       <w:r>
-        <w:t xml:space="preserve">» (T01, p. 3). Es una pregunta</w:t>
+        <w:t xml:space="preserve">» (Belucci, 2014b, p. 3). Es una pregunta</w:t>
       </w:r>
       <w:r>
         <w:t xml:space="preserve"> </w:t>
@@ -5203,6 +5756,62 @@
       </w:r>
       <w:r>
         <w:t xml:space="preserve">.</w:t>
+      </w:r>
+    </w:p>
+    <w:p>
+      <w:pPr>
+        <w:pStyle w:val="RecuadroAtencion"/>
+      </w:pPr>
+      <w:r>
+        <w:t xml:space="preserve">⚠</w:t>
+      </w:r>
+      <w:r>
+        <w:t xml:space="preserve"> </w:t>
+      </w:r>
+      <w:r>
+        <w:rPr>
+          <w:b/>
+          <w:bCs/>
+        </w:rPr>
+        <w:t xml:space="preserve">No confundir:</w:t>
+      </w:r>
+      <w:r>
+        <w:t xml:space="preserve"> </w:t>
+      </w:r>
+      <w:r>
+        <w:t xml:space="preserve">la histeria pregunta por la</w:t>
+      </w:r>
+      <w:r>
+        <w:t xml:space="preserve"> </w:t>
+      </w:r>
+      <w:r>
+        <w:rPr>
+          <w:b/>
+          <w:bCs/>
+        </w:rPr>
+        <w:t xml:space="preserve">sexualidad</w:t>
+      </w:r>
+      <w:r>
+        <w:t xml:space="preserve"> </w:t>
+      </w:r>
+      <w:r>
+        <w:t xml:space="preserve">(¿qué es una mujer?); la obsesión, por la</w:t>
+      </w:r>
+      <w:r>
+        <w:t xml:space="preserve"> </w:t>
+      </w:r>
+      <w:r>
+        <w:rPr>
+          <w:b/>
+          <w:bCs/>
+        </w:rPr>
+        <w:t xml:space="preserve">muerte</w:t>
+      </w:r>
+      <w:r>
+        <w:t xml:space="preserve"> </w:t>
+      </w:r>
+      <w:r>
+        <w:t xml:space="preserve">(¿estoy vivo o muerto?).</w:t>
       </w:r>
     </w:p>
     <w:bookmarkEnd w:id="21"/>
@@ -5228,7 +5837,7 @@
           <w:b/>
           <w:bCs/>
         </w:rPr>
-        <w:t xml:space="preserve">Pregunta y respuesta (T01, p. 3):</w:t>
+        <w:t xml:space="preserve">Pregunta y respuesta (Belucci, 2014b, p. 3):</w:t>
       </w:r>
       <w:r>
         <w:t xml:space="preserve"> </w:t>
@@ -5250,7 +5859,7 @@
           <w:b/>
           <w:bCs/>
         </w:rPr>
-        <w:t xml:space="preserve">Histeria (T01, p. 5):</w:t>
+        <w:t xml:space="preserve">Histeria (Belucci, 2014b, p. 5):</w:t>
       </w:r>
       <w:r>
         <w:t xml:space="preserve"> </w:t>
@@ -5369,7 +5978,7 @@
           <w:b/>
           <w:bCs/>
         </w:rPr>
-        <w:t xml:space="preserve">T10 (Dora, pp. 3-4):</w:t>
+        <w:t xml:space="preserve">Freud (s. f., Dora, pp. 3-4):</w:t>
       </w:r>
       <w:r>
         <w:t xml:space="preserve"> </w:t>
@@ -5391,7 +6000,7 @@
           <w:b/>
           <w:bCs/>
         </w:rPr>
-        <w:t xml:space="preserve">Obsesión (T01, p. 5; T11):</w:t>
+        <w:t xml:space="preserve">Obsesión (Belucci, 2014b, p. 5; Freud, 1909/1996a):</w:t>
       </w:r>
       <w:r>
         <w:t xml:space="preserve"> </w:t>
@@ -5436,7 +6045,7 @@
           <w:b/>
           <w:bCs/>
         </w:rPr>
-        <w:t xml:space="preserve">T11:</w:t>
+        <w:t xml:space="preserve">Freud (1909/1996a):</w:t>
       </w:r>
       <w:r>
         <w:t xml:space="preserve"> </w:t>
@@ -5487,7 +6096,7 @@
           <w:b/>
           <w:bCs/>
         </w:rPr>
-        <w:t xml:space="preserve">Fobia (T01, p. 6):</w:t>
+        <w:t xml:space="preserve">Fobia (Belucci, 2014b, p. 6):</w:t>
       </w:r>
       <w:r>
         <w:t xml:space="preserve"> </w:t>
@@ -5535,13 +6144,13 @@
           <w:b/>
           <w:bCs/>
         </w:rPr>
-        <w:t xml:space="preserve">T07:</w:t>
-      </w:r>
-      <w:r>
-        <w:t xml:space="preserve"> </w:t>
-      </w:r>
-      <w:r>
-        <w:t xml:space="preserve">las histerias de angustia son «las neurosis de la época infantil» (T07, p. 1).</w:t>
+        <w:t xml:space="preserve">Freud (1909/1996b):</w:t>
+      </w:r>
+      <w:r>
+        <w:t xml:space="preserve"> </w:t>
+      </w:r>
+      <w:r>
+        <w:t xml:space="preserve">las histerias de angustia son «las neurosis de la época infantil» (Freud, 1909/1996b, p. 1).</w:t>
       </w:r>
     </w:p>
     <w:p>
@@ -5643,7 +6252,145 @@
     </w:p>
     <w:p>
       <w:pPr>
-        <w:pStyle w:val="FirstParagraph"/>
+        <w:pStyle w:val="RecuadroEsqueleto"/>
+      </w:pPr>
+      <w:r>
+        <w:rPr>
+          <w:b/>
+          <w:bCs/>
+        </w:rPr>
+        <w:t xml:space="preserve">Esqueleto de la respuesta:</w:t>
+      </w:r>
+    </w:p>
+    <w:p>
+      <w:pPr>
+        <w:pStyle w:val="RecuadroEsqueleto"/>
+      </w:pPr>
+      <w:r>
+        <w:t xml:space="preserve">1. </w:t>
+      </w:r>
+      <w:r>
+        <w:rPr>
+          <w:b/>
+          <w:bCs/>
+        </w:rPr>
+        <w:t xml:space="preserve">Tesis:</w:t>
+      </w:r>
+      <w:r>
+        <w:t xml:space="preserve"> </w:t>
+      </w:r>
+      <w:r>
+        <w:t xml:space="preserve">cada neurosis sostiene una versión del padre, sobre todo en el fantasma (Belucci, 2014b, p. 7; Belucci, s. f.-b, p. 6).</w:t>
+      </w:r>
+    </w:p>
+    <w:p>
+      <w:pPr>
+        <w:pStyle w:val="RecuadroEsqueleto"/>
+      </w:pPr>
+      <w:r>
+        <w:t xml:space="preserve">2. </w:t>
+      </w:r>
+      <w:r>
+        <w:rPr>
+          <w:b/>
+          <w:bCs/>
+        </w:rPr>
+        <w:t xml:space="preserve">Histeria → amo castrado:</w:t>
+      </w:r>
+      <w:r>
+        <w:t xml:space="preserve"> </w:t>
+      </w:r>
+      <w:r>
+        <w:t xml:space="preserve">padre potente a quien se le ubica la impotencia; mantiene la insatisfacción.</w:t>
+      </w:r>
+    </w:p>
+    <w:p>
+      <w:pPr>
+        <w:pStyle w:val="RecuadroEsqueleto"/>
+      </w:pPr>
+      <w:r>
+        <w:t xml:space="preserve">3. </w:t>
+      </w:r>
+      <w:r>
+        <w:rPr>
+          <w:b/>
+          <w:bCs/>
+        </w:rPr>
+        <w:t xml:space="preserve">Posición histérica:</w:t>
+      </w:r>
+      <w:r>
+        <w:t xml:space="preserve"> </w:t>
+      </w:r>
+      <w:r>
+        <w:t xml:space="preserve">lo ama, se sacrifica, denuncia sus faltas (alma bella; la tos de Dora).</w:t>
+      </w:r>
+    </w:p>
+    <w:p>
+      <w:pPr>
+        <w:pStyle w:val="RecuadroEsqueleto"/>
+      </w:pPr>
+      <w:r>
+        <w:t xml:space="preserve">4. </w:t>
+      </w:r>
+      <w:r>
+        <w:rPr>
+          <w:b/>
+          <w:bCs/>
+        </w:rPr>
+        <w:t xml:space="preserve">Neurosis obsesiva → padre potente, perturbador del erotismo:</w:t>
+      </w:r>
+      <w:r>
+        <w:t xml:space="preserve"> </w:t>
+      </w:r>
+      <w:r>
+        <w:t xml:space="preserve">lo exime de sus faltas y lo salva aunque desee su muerte (el Hombre de las Ratas).</w:t>
+      </w:r>
+    </w:p>
+    <w:p>
+      <w:pPr>
+        <w:pStyle w:val="RecuadroEsqueleto"/>
+      </w:pPr>
+      <w:r>
+        <w:t xml:space="preserve">5. </w:t>
+      </w:r>
+      <w:r>
+        <w:rPr>
+          <w:b/>
+          <w:bCs/>
+        </w:rPr>
+        <w:t xml:space="preserve">Fobia:</w:t>
+      </w:r>
+      <w:r>
+        <w:t xml:space="preserve"> </w:t>
+      </w:r>
+      <w:r>
+        <w:t xml:space="preserve">inconsistencia del padre real (Hans); el objeto fobígeno suple al padre (Seminario 4).</w:t>
+      </w:r>
+    </w:p>
+    <w:p>
+      <w:pPr>
+        <w:pStyle w:val="RecuadroEsqueleto"/>
+      </w:pPr>
+      <w:r>
+        <w:t xml:space="preserve">6. </w:t>
+      </w:r>
+      <w:r>
+        <w:rPr>
+          <w:b/>
+          <w:bCs/>
+        </w:rPr>
+        <w:t xml:space="preserve">Cierre:</w:t>
+      </w:r>
+      <w:r>
+        <w:t xml:space="preserve"> </w:t>
+      </w:r>
+      <w:r>
+        <w:t xml:space="preserve">la versión del padre muestra cómo cada sujeto elude saber de la castración en el Otro.</w:t>
+      </w:r>
+    </w:p>
+    <w:p>
+      <w:pPr>
+        <w:pStyle w:val="BodyText"/>
       </w:pPr>
       <w:r>
         <w:t xml:space="preserve">Si el</w:t>
@@ -5704,7 +6451,7 @@
         <w:t xml:space="preserve"> </w:t>
       </w:r>
       <w:r>
-        <w:t xml:space="preserve">(T01, p. 7; T05, p. 6).</w:t>
+        <w:t xml:space="preserve">(Belucci, 2014b, p. 7; Belucci, s. f.-b, p. 6).</w:t>
       </w:r>
       <w:r>
         <w:t xml:space="preserve"> </w:t>
@@ -6009,6 +6756,62 @@
       </w:r>
       <w:r>
         <w:t xml:space="preserve">(Seminario 4) que da cuerpo a la Ley que opera en el discurso de la madre.</w:t>
+      </w:r>
+    </w:p>
+    <w:p>
+      <w:pPr>
+        <w:pStyle w:val="RecuadroAtencion"/>
+      </w:pPr>
+      <w:r>
+        <w:t xml:space="preserve">⚠</w:t>
+      </w:r>
+      <w:r>
+        <w:t xml:space="preserve"> </w:t>
+      </w:r>
+      <w:r>
+        <w:rPr>
+          <w:b/>
+          <w:bCs/>
+        </w:rPr>
+        <w:t xml:space="preserve">No confundir:</w:t>
+      </w:r>
+      <w:r>
+        <w:t xml:space="preserve"> </w:t>
+      </w:r>
+      <w:r>
+        <w:t xml:space="preserve">en la histeria el padre es potente</w:t>
+      </w:r>
+      <w:r>
+        <w:t xml:space="preserve"> </w:t>
+      </w:r>
+      <w:r>
+        <w:rPr>
+          <w:b/>
+          <w:bCs/>
+        </w:rPr>
+        <w:t xml:space="preserve">para</w:t>
+      </w:r>
+      <w:r>
+        <w:t xml:space="preserve"> </w:t>
+      </w:r>
+      <w:r>
+        <w:t xml:space="preserve">mostrarlo castrado; en la obsesión el padre se</w:t>
+      </w:r>
+      <w:r>
+        <w:t xml:space="preserve"> </w:t>
+      </w:r>
+      <w:r>
+        <w:rPr>
+          <w:b/>
+          <w:bCs/>
+        </w:rPr>
+        <w:t xml:space="preserve">sostiene</w:t>
+      </w:r>
+      <w:r>
+        <w:t xml:space="preserve"> </w:t>
+      </w:r>
+      <w:r>
+        <w:t xml:space="preserve">como amo. En la fobia no hay versión del padre propiamente dicha.</w:t>
       </w:r>
     </w:p>
     <w:bookmarkEnd w:id="24"/>
@@ -6034,7 +6837,7 @@
           <w:b/>
           <w:bCs/>
         </w:rPr>
-        <w:t xml:space="preserve">Padre como operador y como versión (T05, p. 6):</w:t>
+        <w:t xml:space="preserve">Padre como operador y como versión (Belucci, s. f.-b, p. 6):</w:t>
       </w:r>
       <w:r>
         <w:t xml:space="preserve"> </w:t>
@@ -6085,7 +6888,7 @@
           <w:b/>
           <w:bCs/>
         </w:rPr>
-        <w:t xml:space="preserve">Histeria (T01, p. 7; T05, p. 7):</w:t>
+        <w:t xml:space="preserve">Histeria (Belucci, 2014b, p. 7; Belucci, s. f.-b, p. 7):</w:t>
       </w:r>
       <w:r>
         <w:t xml:space="preserve"> </w:t>
@@ -6168,7 +6971,7 @@
           <w:b/>
           <w:bCs/>
         </w:rPr>
-        <w:t xml:space="preserve">Obsesión (T01, p. 8; T11):</w:t>
+        <w:t xml:space="preserve">Obsesión (Belucci, 2014b, p. 8; Freud, 1909/1996a):</w:t>
       </w:r>
       <w:r>
         <w:t xml:space="preserve"> </w:t>
@@ -6232,17 +7035,17 @@
         <w:t xml:space="preserve"> </w:t>
       </w:r>
       <w:r>
-        <w:t xml:space="preserve">la paciente que convocaba a la empleada doméstica, que salvaba la potencia del marido y se mostraba ella misma enferma (T01, p. 8 n. 9).</w:t>
-      </w:r>
-      <w:r>
-        <w:t xml:space="preserve"> </w:t>
-      </w:r>
-      <w:r>
-        <w:rPr>
-          <w:b/>
-          <w:bCs/>
-        </w:rPr>
-        <w:t xml:space="preserve">T11:</w:t>
+        <w:t xml:space="preserve">la paciente que convocaba a la empleada doméstica, que salvaba la potencia del marido y se mostraba ella misma enferma (Belucci, 2014b, p. 8 n. 9).</w:t>
+      </w:r>
+      <w:r>
+        <w:t xml:space="preserve"> </w:t>
+      </w:r>
+      <w:r>
+        <w:rPr>
+          <w:b/>
+          <w:bCs/>
+        </w:rPr>
+        <w:t xml:space="preserve">Freud (1909/1996a):</w:t>
       </w:r>
       <w:r>
         <w:t xml:space="preserve"> </w:t>
@@ -6280,7 +7083,7 @@
           <w:b/>
           <w:bCs/>
         </w:rPr>
-        <w:t xml:space="preserve">Fobia (T01, p. 8; T05, p. 6-7):</w:t>
+        <w:t xml:space="preserve">Fobia (Belucci, 2014b, p. 8; Belucci, s. f.-b, p. 6-7):</w:t>
       </w:r>
       <w:r>
         <w:t xml:space="preserve"> </w:t>
@@ -6514,7 +7317,145 @@
     </w:p>
     <w:p>
       <w:pPr>
-        <w:pStyle w:val="FirstParagraph"/>
+        <w:pStyle w:val="RecuadroEsqueleto"/>
+      </w:pPr>
+      <w:r>
+        <w:rPr>
+          <w:b/>
+          <w:bCs/>
+        </w:rPr>
+        <w:t xml:space="preserve">Esqueleto de la respuesta:</w:t>
+      </w:r>
+    </w:p>
+    <w:p>
+      <w:pPr>
+        <w:pStyle w:val="RecuadroEsqueleto"/>
+      </w:pPr>
+      <w:r>
+        <w:t xml:space="preserve">1. </w:t>
+      </w:r>
+      <w:r>
+        <w:rPr>
+          <w:b/>
+          <w:bCs/>
+        </w:rPr>
+        <w:t xml:space="preserve">Tesis:</w:t>
+      </w:r>
+      <w:r>
+        <w:t xml:space="preserve"> </w:t>
+      </w:r>
+      <w:r>
+        <w:t xml:space="preserve">si el fantasma está constituido, los neuróticos somos «habitantes de escenas» (Belucci, 2014b, p. 8).</w:t>
+      </w:r>
+    </w:p>
+    <w:p>
+      <w:pPr>
+        <w:pStyle w:val="RecuadroEsqueleto"/>
+      </w:pPr>
+      <w:r>
+        <w:t xml:space="preserve">2. </w:t>
+      </w:r>
+      <w:r>
+        <w:rPr>
+          <w:b/>
+          <w:bCs/>
+        </w:rPr>
+        <w:t xml:space="preserve">Escena infantil:</w:t>
+      </w:r>
+      <w:r>
+        <w:t xml:space="preserve"> </w:t>
+      </w:r>
+      <w:r>
+        <w:t xml:space="preserve">histeria pasiva y victimizada; obsesión con exceso de actividad, placer y culpa.</w:t>
+      </w:r>
+    </w:p>
+    <w:p>
+      <w:pPr>
+        <w:pStyle w:val="RecuadroEsqueleto"/>
+      </w:pPr>
+      <w:r>
+        <w:t xml:space="preserve">3. </w:t>
+      </w:r>
+      <w:r>
+        <w:rPr>
+          <w:b/>
+          <w:bCs/>
+        </w:rPr>
+        <w:t xml:space="preserve">Escena adulta, histeria:</w:t>
+      </w:r>
+      <w:r>
+        <w:t xml:space="preserve"> </w:t>
+      </w:r>
+      <w:r>
+        <w:t xml:space="preserve">protagoniza el drama de su vida.</w:t>
+      </w:r>
+    </w:p>
+    <w:p>
+      <w:pPr>
+        <w:pStyle w:val="RecuadroEsqueleto"/>
+      </w:pPr>
+      <w:r>
+        <w:t xml:space="preserve">4. </w:t>
+      </w:r>
+      <w:r>
+        <w:rPr>
+          <w:b/>
+          <w:bCs/>
+        </w:rPr>
+        <w:t xml:space="preserve">Escena adulta, obsesión:</w:t>
+      </w:r>
+      <w:r>
+        <w:t xml:space="preserve"> </w:t>
+      </w:r>
+      <w:r>
+        <w:t xml:space="preserve">mira de afuera; procrastina; el pensamiento hace síntoma (ejemplos del alambrado y del baile).</w:t>
+      </w:r>
+    </w:p>
+    <w:p>
+      <w:pPr>
+        <w:pStyle w:val="RecuadroEsqueleto"/>
+      </w:pPr>
+      <w:r>
+        <w:t xml:space="preserve">5. </w:t>
+      </w:r>
+      <w:r>
+        <w:rPr>
+          <w:b/>
+          <w:bCs/>
+        </w:rPr>
+        <w:t xml:space="preserve">Fobia:</w:t>
+      </w:r>
+      <w:r>
+        <w:t xml:space="preserve"> </w:t>
+      </w:r>
+      <w:r>
+        <w:t xml:space="preserve">no hay escena o es fallida; organiza el espacio sin escena que la sostenga (Belucci, 2014b, p. 9).</w:t>
+      </w:r>
+    </w:p>
+    <w:p>
+      <w:pPr>
+        <w:pStyle w:val="RecuadroEsqueleto"/>
+      </w:pPr>
+      <w:r>
+        <w:t xml:space="preserve">6. </w:t>
+      </w:r>
+      <w:r>
+        <w:rPr>
+          <w:b/>
+          <w:bCs/>
+        </w:rPr>
+        <w:t xml:space="preserve">Cierre:</w:t>
+      </w:r>
+      <w:r>
+        <w:t xml:space="preserve"> </w:t>
+      </w:r>
+      <w:r>
+        <w:t xml:space="preserve">la escena depende de la eficacia del fantasma.</w:t>
+      </w:r>
+    </w:p>
+    <w:p>
+      <w:pPr>
+        <w:pStyle w:val="BodyText"/>
       </w:pPr>
       <w:r>
         <w:t xml:space="preserve">Los neuróticos,</w:t>
@@ -6533,7 +7474,7 @@
         <w:t xml:space="preserve"> </w:t>
       </w:r>
       <w:r>
-        <w:t xml:space="preserve">(T01, p. 8).</w:t>
+        <w:t xml:space="preserve">(Belucci, 2014b, p. 8).</w:t>
       </w:r>
       <w:r>
         <w:t xml:space="preserve"> </w:t>
@@ -6717,7 +7658,57 @@
         <w:t xml:space="preserve">cuando no hay escena que nos sostenga</w:t>
       </w:r>
       <w:r>
-        <w:t xml:space="preserve">, o cuando la que nos sostenía ha quedado en suspenso» (T01, p. 9).</w:t>
+        <w:t xml:space="preserve">, o cuando la que nos sostenía ha quedado en suspenso» (Belucci, 2014b, p. 9).</w:t>
+      </w:r>
+    </w:p>
+    <w:p>
+      <w:pPr>
+        <w:pStyle w:val="RecuadroAtencion"/>
+      </w:pPr>
+      <w:r>
+        <w:t xml:space="preserve">⚠</w:t>
+      </w:r>
+      <w:r>
+        <w:t xml:space="preserve"> </w:t>
+      </w:r>
+      <w:r>
+        <w:rPr>
+          <w:b/>
+          <w:bCs/>
+        </w:rPr>
+        <w:t xml:space="preserve">No confundir:</w:t>
+      </w:r>
+      <w:r>
+        <w:t xml:space="preserve"> </w:t>
+      </w:r>
+      <w:r>
+        <w:t xml:space="preserve">pasividad histérica ≠ estar fuera de la escena: la histérica la</w:t>
+      </w:r>
+      <w:r>
+        <w:t xml:space="preserve"> </w:t>
+      </w:r>
+      <w:r>
+        <w:rPr>
+          <w:b/>
+          <w:bCs/>
+        </w:rPr>
+        <w:t xml:space="preserve">protagoniza</w:t>
+      </w:r>
+      <w:r>
+        <w:t xml:space="preserve">; el obsesivo la</w:t>
+      </w:r>
+      <w:r>
+        <w:t xml:space="preserve"> </w:t>
+      </w:r>
+      <w:r>
+        <w:rPr>
+          <w:b/>
+          <w:bCs/>
+        </w:rPr>
+        <w:t xml:space="preserve">mira de afuera</w:t>
+      </w:r>
+      <w:r>
+        <w:t xml:space="preserve">.</w:t>
       </w:r>
     </w:p>
     <w:bookmarkEnd w:id="27"/>
@@ -6743,7 +7734,7 @@
           <w:b/>
           <w:bCs/>
         </w:rPr>
-        <w:t xml:space="preserve">Fantasma como escena (T05, pp. 2-3; T09):</w:t>
+        <w:t xml:space="preserve">Fantasma como escena (Belucci, s. f.-b, pp. 2-3; Lacan, 1962-1963/2006):</w:t>
       </w:r>
       <w:r>
         <w:t xml:space="preserve"> </w:t>
@@ -6867,7 +7858,7 @@
           <w:b/>
           <w:bCs/>
         </w:rPr>
-        <w:t xml:space="preserve">Escena infantil y escena adulta (T01, p. 8):</w:t>
+        <w:t xml:space="preserve">Escena infantil y escena adulta (Belucci, 2014b, p. 8):</w:t>
       </w:r>
       <w:r>
         <w:t xml:space="preserve"> </w:t>
@@ -6928,7 +7919,7 @@
           <w:b/>
           <w:bCs/>
         </w:rPr>
-        <w:t xml:space="preserve">Fobia (T01, p. 9):</w:t>
+        <w:t xml:space="preserve">Fobia (Belucci, 2014b, p. 9):</w:t>
       </w:r>
       <w:r>
         <w:t xml:space="preserve"> </w:t>
@@ -6947,7 +7938,7 @@
         <w:t xml:space="preserve">Placa giratoria</w:t>
       </w:r>
       <w:r>
-        <w:t xml:space="preserve">; fantasma fallido (T01, p. 7); Hans: «el caballo establece ciertos límites y mediaciones que el padre no puede sostener» (T01, p. 6).</w:t>
+        <w:t xml:space="preserve">; fantasma fallido (Belucci, 2014b, p. 7); Hans: «el caballo establece ciertos límites y mediaciones que el padre no puede sostener» (Belucci, 2014b, p. 6).</w:t>
       </w:r>
     </w:p>
     <w:p>
@@ -6969,7 +7960,7 @@
         <w:t xml:space="preserve"> </w:t>
       </w:r>
       <w:r>
-        <w:t xml:space="preserve">como ilustración del obsesivo (T01, p. 6) → deseo solo cuando la realización es imposible.</w:t>
+        <w:t xml:space="preserve">como ilustración del obsesivo (Belucci, 2014b, p. 6) → deseo solo cuando la realización es imposible.</w:t>
       </w:r>
     </w:p>
     <w:p>
@@ -7909,7 +8900,7 @@
         <w:t xml:space="preserve"> </w:t>
       </w:r>
       <w:r>
-        <w:t xml:space="preserve">(T07) y a la vez</w:t>
+        <w:t xml:space="preserve">(Freud, 1909/1996b) y a la vez</w:t>
       </w:r>
       <w:r>
         <w:t xml:space="preserve"> </w:t>
@@ -8312,7 +9303,7 @@
               <w:jc w:val="left"/>
             </w:pPr>
             <w:r>
-              <w:t xml:space="preserve">Fobia: mecanismo de la histeria salvo que la libido se libera como angustia (T07, p. 1)</w:t>
+              <w:t xml:space="preserve">Fobia: mecanismo de la histeria salvo que la libido se libera como angustia (Freud, 1909/1996b, p. 1)</w:t>
             </w:r>
           </w:p>
         </w:tc>
@@ -8358,7 +9349,7 @@
               <w:jc w:val="left"/>
             </w:pPr>
             <w:r>
-              <w:t xml:space="preserve">Precauciones, inhibiciones y prohibiciones que bloquean ocasiones de angustia = fobia (T07, p. 1)</w:t>
+              <w:t xml:space="preserve">Precauciones, inhibiciones y prohibiciones que bloquean ocasiones de angustia = fobia (Freud, 1909/1996b, p. 1)</w:t>
             </w:r>
           </w:p>
         </w:tc>
@@ -8388,7 +9379,7 @@
               <w:jc w:val="left"/>
             </w:pPr>
             <w:r>
-              <w:t xml:space="preserve">Aporte del cuerpo al síntoma histérico (T10, p. 2)</w:t>
+              <w:t xml:space="preserve">Aporte del cuerpo al síntoma histérico (Freud, s. f., p. 2)</w:t>
             </w:r>
           </w:p>
         </w:tc>
@@ -8418,7 +9409,7 @@
               <w:jc w:val="left"/>
             </w:pPr>
             <w:r>
-              <w:t xml:space="preserve">Trasposición de excitación psíquica a lo corporal (T10, p. 1)</w:t>
+              <w:t xml:space="preserve">Trasposición de excitación psíquica a lo corporal (Freud, s. f., p. 1)</w:t>
             </w:r>
           </w:p>
         </w:tc>
@@ -8448,7 +9439,7 @@
               <w:jc w:val="left"/>
             </w:pPr>
             <w:r>
-              <w:t xml:space="preserve">Término de Freud que reemplaza a «representaciones obsesivas» (T11, A)</w:t>
+              <w:t xml:space="preserve">Término de Freud que reemplaza a «representaciones obsesivas» (Freud, 1909/1996a, A)</w:t>
             </w:r>
           </w:p>
         </w:tc>
@@ -8478,7 +9469,7 @@
               <w:jc w:val="left"/>
             </w:pPr>
             <w:r>
-              <w:t xml:space="preserve">Desfiguración por omisión de un eslabón (T11, A)</w:t>
+              <w:t xml:space="preserve">Desfiguración por omisión de un eslabón (Freud, 1909/1996a, A)</w:t>
             </w:r>
           </w:p>
         </w:tc>
@@ -8508,7 +9499,7 @@
               <w:jc w:val="left"/>
             </w:pPr>
             <w:r>
-              <w:t xml:space="preserve">Percepción de la irresolución por amor-odio / ensayo de compensarla (T11, C)</w:t>
+              <w:t xml:space="preserve">Percepción de la irresolución por amor-odio / ensayo de compensarla (Freud, 1909/1996a, C)</w:t>
             </w:r>
           </w:p>
         </w:tc>
@@ -8538,7 +9529,7 @@
               <w:jc w:val="left"/>
             </w:pPr>
             <w:r>
-              <w:t xml:space="preserve">Se constituye porque existe el Otro; transitiva/intransitiva (T01, p. 4)</w:t>
+              <w:t xml:space="preserve">Se constituye porque existe el Otro; transitiva/intransitiva (Belucci, 2014b, p. 4)</w:t>
             </w:r>
           </w:p>
         </w:tc>
@@ -8568,7 +9559,7 @@
               <w:jc w:val="left"/>
             </w:pPr>
             <w:r>
-              <w:t xml:space="preserve">Forma del deseo obsesivo (T01, p. 5)</w:t>
+              <w:t xml:space="preserve">Forma del deseo obsesivo (Belucci, 2014b, p. 5)</w:t>
             </w:r>
           </w:p>
         </w:tc>
@@ -8598,7 +9589,7 @@
               <w:jc w:val="left"/>
             </w:pPr>
             <w:r>
-              <w:t xml:space="preserve">Deseo fóbico (T01, p. 6)</w:t>
+              <w:t xml:space="preserve">Deseo fóbico (Belucci, 2014b, p. 6)</w:t>
             </w:r>
           </w:p>
         </w:tc>
@@ -8628,7 +9619,7 @@
               <w:jc w:val="left"/>
             </w:pPr>
             <w:r>
-              <w:t xml:space="preserve">Operación de la histérica para responder «¿qué es una mujer?» (T01, p. 5)</w:t>
+              <w:t xml:space="preserve">Operación de la histérica para responder «¿qué es una mujer?» (Belucci, 2014b, p. 5)</w:t>
             </w:r>
           </w:p>
         </w:tc>
@@ -8658,7 +9649,7 @@
               <w:jc w:val="left"/>
             </w:pPr>
             <w:r>
-              <w:t xml:space="preserve">Versión del padre en la histeria (T01, p. 7)</w:t>
+              <w:t xml:space="preserve">Versión del padre en la histeria (Belucci, 2014b, p. 7)</w:t>
             </w:r>
           </w:p>
         </w:tc>
@@ -8688,7 +9679,7 @@
               <w:jc w:val="left"/>
             </w:pPr>
             <w:r>
-              <w:t xml:space="preserve">Posición de la histérica que denuncia las faltas sin implicarse (T01, p. 7)</w:t>
+              <w:t xml:space="preserve">Posición de la histérica que denuncia las faltas sin implicarse (Belucci, 2014b, p. 7)</w:t>
             </w:r>
           </w:p>
         </w:tc>
@@ -8718,7 +9709,7 @@
               <w:jc w:val="left"/>
             </w:pPr>
             <w:r>
-              <w:t xml:space="preserve">Versión paterna en la obsesión (T01, p. 8)</w:t>
+              <w:t xml:space="preserve">Versión paterna en la obsesión (Belucci, 2014b, p. 8)</w:t>
             </w:r>
           </w:p>
         </w:tc>
@@ -8748,7 +9739,7 @@
               <w:jc w:val="left"/>
             </w:pPr>
             <w:r>
-              <w:t xml:space="preserve">Metáfora lacaniana de la fobia (T01, p. 6)</w:t>
+              <w:t xml:space="preserve">Metáfora lacaniana de la fobia (Belucci, 2014b, p. 6)</w:t>
             </w:r>
           </w:p>
         </w:tc>
@@ -8778,7 +9769,7 @@
               <w:jc w:val="left"/>
             </w:pPr>
             <w:r>
-              <w:t xml:space="preserve">Objeto de la fobia; suplencia del padre (T01, p. 8)</w:t>
+              <w:t xml:space="preserve">Objeto de la fobia; suplencia del padre (Belucci, 2014b, p. 8)</w:t>
             </w:r>
           </w:p>
         </w:tc>
